--- a/protected-assets/TheShepherdsGathering.docx
+++ b/protected-assets/TheShepherdsGathering.docx
@@ -128,7 +128,7 @@
           <w:sz w:val="23"/>
           <w:szCs w:val="23"/>
         </w:rPr>
-        <w:t xml:space="preserve">When will Christ’s people be gathered to meet him? Daniel asked the same question in his own words: “How long shall it be to the end of these wonders?” (Daniel 12:6). The answer he received came in three steps, three mileposts: “a time, times, and an half” (12:7), “a thousand two hundred and ninety days” (12:11), and “Blessed is he that waiteth, and cometh to the thousand three hundred and five and thirty days” (12:12). Revelation picks up the same mileposts and marks each one in its own words.</w:t>
+        <w:t xml:space="preserve">When will Christ’s people be gathered to meet Him? Daniel asked the same question in His own words: “How long shall it be to the end of these wonders?” (Daniel 12:6). The answer he received came in three steps, three mileposts: “a time, times, and an half” (12:7), “a thousand two hundred and ninety days” (12:11), and “Blessed is he that waiteth, and cometh to the thousand three hundred and five and thirty days” (12:12). Revelation picks up the same mileposts and marks each one in its own words.</w:t>
       </w:r>
     </w:p>
     <w:p>
@@ -225,7 +225,7 @@
           <w:sz w:val="23"/>
           <w:szCs w:val="23"/>
         </w:rPr>
-        <w:t xml:space="preserve">This is a sensitive subject. It touches the hope of many Christians who believe, sincerely and in good faith, that God’s people will be taken away before the great tribulation. This paper is offered with respect for them, and its purpose is not to frighten but to comfort: Scripture shows that God does not abandon his people in the tribulation, but shepherds them through it.</w:t>
+        <w:t xml:space="preserve">This is a sensitive subject. It touches the hope of many Christians who believe, sincerely and in good faith, that God’s people will be taken away before the great tribulation. This paper is offered with respect for them, and its purpose is not to frighten but to comfort: Scripture shows that God does not abandon His people in the tribulation, but shepherds them through it.</w:t>
       </w:r>
     </w:p>
     <w:p>
@@ -323,7 +323,7 @@
           <w:sz w:val="23"/>
           <w:szCs w:val="23"/>
         </w:rPr>
-        <w:t xml:space="preserve">His elect, his chosen:</w:t>
+        <w:t xml:space="preserve">His elect, His chosen:</w:t>
       </w:r>
       <w:r>
         <w:rPr>
@@ -481,7 +481,7 @@
           <w:sz w:val="23"/>
           <w:szCs w:val="23"/>
         </w:rPr>
-        <w:t xml:space="preserve">For many believers, this is the hardest part of the subject. A great many Christians hold, sincerely and in good faith, that God’s people will be taken away before the great tribulation begins, and the thought of living through it can bring real fear. This paper does not ask anyone to face that fear alone, and neither does Scripture. From the first book to the last, Scripture’s answer is the same: God does not abandon his people in the trouble. He shepherds them through it.</w:t>
+        <w:t xml:space="preserve">For many believers, this is the hardest part of the subject. A great many Christians hold, sincerely and in good faith, that God’s people will be taken away before the great tribulation begins, and the thought of living through it can bring real fear. This paper does not ask anyone to face that fear alone, and neither does Scripture. From the first book to the last, Scripture’s answer is the same: God does not abandon His people in the trouble. He shepherds them through it.</w:t>
       </w:r>
     </w:p>
     <w:p>
@@ -505,7 +505,7 @@
           <w:sz w:val="23"/>
           <w:szCs w:val="23"/>
         </w:rPr>
-        <w:t xml:space="preserve"> David did not ask to be spared the valley; he wrote, “Yea, though I walk through the valley of the shadow of death, I will fear no evil: for thou art with me; thy rod and thy staff they comfort me” (Psalm 23:4). God did not promise Israel a life without floods and fire; he promised his presence in them: “When thou passest through the waters, I will be with thee; and through the rivers, they shall not overflow thee: when thou walkest through the fire, thou shalt not be burned; neither shall the flame kindle upon thee” (Isaiah 43:2). In Babylon, when three faithful men were thrown into the furnace, the king looked in and saw “four men loose, walking in the midst of the fire, and they have no hurt; and the form of the fourth is like the Son of God” (Daniel 3:25). And in the first exodus, “the LORD went before them by day in a pillar of a cloud, to lead them the way; and by night in a pillar of fire, to give them light” (Exodus 13:21), while the plagues fell on Egypt and Goshen was spared.</w:t>
+        <w:t xml:space="preserve"> David did not ask to be spared the valley; he wrote, “Yea, though I walk through the valley of the shadow of death, I will fear no evil: for thou art with me; thy rod and thy staff they comfort me” (Psalm 23:4). God did not promise Israel a life without floods and fire; He promised His presence in them: “When thou passest through the waters, I will be with thee; and through the rivers, they shall not overflow thee: when thou walkest through the fire, thou shalt not be burned; neither shall the flame kindle upon thee” (Isaiah 43:2). In Babylon, when three faithful men were thrown into the furnace, the king looked in and saw “four men loose, walking in the midst of the fire, and they have no hurt; and the form of the fourth is like the Son of God” (Daniel 3:25). And in the first exodus, “the LORD went before them by day in a pillar of a cloud, to lead them the way; and by night in a pillar of fire, to give them light” (Exodus 13:21), while the plagues fell on Egypt and Goshen was spared.</w:t>
       </w:r>
     </w:p>
     <w:p>
@@ -547,7 +547,7 @@
           <w:sz w:val="23"/>
           <w:szCs w:val="23"/>
         </w:rPr>
-        <w:t xml:space="preserve"> (H2195), the same word Daniel uses for the time in which the end-time king prospers, “till the indignation be accomplished” (Daniel 11:36). The very indignation the last king rides is the one God hides his people through.</w:t>
+        <w:t xml:space="preserve"> (H2195), the same word Daniel uses for the time in which the end-time king prospers, “till the indignation be accomplished” (Daniel 11:36). The very indignation the last king rides is the one God hides His people through.</w:t>
       </w:r>
     </w:p>
     <w:p>
@@ -607,7 +607,7 @@
           <w:sz w:val="23"/>
           <w:szCs w:val="23"/>
         </w:rPr>
-        <w:t xml:space="preserve">, H6205) are the same two words the prophets use for the Day of the LORD: “A day of darkness and of gloominess, a day of clouds and of thick darkness” (Joel 2:2); “a day of clouds and thick darkness” (Zephaniah 1:15). The Shepherd gathers his scattered flock on that day itself. “He shall feed his flock like a shepherd: he shall gather the lambs with his arm, and carry them in his bosom” (Isaiah 40:11); “I will gather the remnant of my flock out of all countries whither I have driven them” (Jeremiah 23:3).</w:t>
+        <w:t xml:space="preserve">, H6205) are the same two words the prophets use for the Day of the LORD: “A day of darkness and of gloominess, a day of clouds and of thick darkness” (Joel 2:2); “a day of clouds and thick darkness” (Zephaniah 1:15). The Shepherd gathers His scattered flock on that day itself. “He shall feed his flock like a shepherd: he shall gather the lambs with his arm, and carry them in his bosom” (Isaiah 40:11); “I will gather the remnant of my flock out of all countries whither I have driven them” (Jeremiah 23:3).</w:t>
       </w:r>
     </w:p>
     <w:p>
@@ -649,7 +649,7 @@
           <w:sz w:val="23"/>
           <w:szCs w:val="23"/>
         </w:rPr>
-        <w:t xml:space="preserve"> (G4930), the same phrase Jesus used for the harvest (“the harvest is the end of the world,” 13:39) and the phrase in the disciples’ question about his coming (24:3). He is with his people until the very day he gathers them. “I will never leave thee, nor forsake thee” (Hebrews 13:5).</w:t>
+        <w:t xml:space="preserve"> (G4930), the same phrase Jesus used for the harvest (“the harvest is the end of the world,” 13:39) and the phrase in the disciples’ question about His coming (24:3). He is with His people until the very day He gathers them. “I will never leave thee, nor forsake thee” (Hebrews 13:5).</w:t>
       </w:r>
     </w:p>
     <w:p>
@@ -691,7 +691,7 @@
           <w:sz w:val="23"/>
           <w:szCs w:val="23"/>
         </w:rPr>
-        <w:t xml:space="preserve"> (G4165), “to shepherd.” It is the same verb Revelation uses for Christ ruling the nations “with a rod of iron” (2:27; 12:5; 19:15). The Shepherd’s rod that breaks his enemies is the same rod that comforts his flock (Psalm 23:4).</w:t>
+        <w:t xml:space="preserve"> (G4165), “to shepherd.” It is the same verb Revelation uses for Christ ruling the nations “with a rod of iron” (2:27; 12:5; 19:15). The Shepherd’s rod that breaks His enemies is the same rod that comforts His flock (Psalm 23:4).</w:t>
       </w:r>
     </w:p>
     <w:p>
@@ -705,7 +705,7 @@
           <w:sz w:val="23"/>
           <w:szCs w:val="23"/>
         </w:rPr>
-        <w:t xml:space="preserve">So the Shepherd does not send his flock into the storm and wait on the far side. He goes before them, walks with them through the fire, feeds them in the wilderness, hides them through the indignation, and gathers them in the cloudy and dark day. “And when these things begin to come to pass, then look up, and lift up your heads; for your redemption draweth nigh” (Luke 21:28).</w:t>
+        <w:t xml:space="preserve">So the Shepherd does not send His flock into the storm and wait on the far side. He goes before them, walks with them through the fire, feeds them in the wilderness, hides them through the indignation, and gathers them in the cloudy and dark day. “And when these things begin to come to pass, then look up, and lift up your heads; for your redemption draweth nigh” (Luke 21:28).</w:t>
       </w:r>
     </w:p>
     <w:p>
@@ -797,7 +797,7 @@
           <w:sz w:val="23"/>
           <w:szCs w:val="23"/>
         </w:rPr>
-        <w:t xml:space="preserve"> Used in 14 verses of the New Testament: Matthew 11:12; 12:29; 13:19; John 6:15; 10:12; 10:28; 10:29; Acts 8:39; 23:10; 2 Corinthians 12:2; 12:4; 1 Thessalonians 4:17; Jude 1:23; Revelation 12:5. It means to seize or snatch away: “caught up together with them in the clouds” (1 Thessalonians 4:17), and Philip “caught away” by the Spirit (Acts 8:39). It is also Jesus’ word for his sheep: “neither shall any man pluck them out of my hand” (John 10:28). No one can snatch his sheep away, because he himself will catch them up.</w:t>
+        <w:t xml:space="preserve"> Used in 14 verses of the New Testament: Matthew 11:12; 12:29; 13:19; John 6:15; 10:12; 10:28; 10:29; Acts 8:39; 23:10; 2 Corinthians 12:2; 12:4; 1 Thessalonians 4:17; Jude 1:23; Revelation 12:5. It means to seize or snatch away: “caught up together with them in the clouds” (1 Thessalonians 4:17), and Philip “caught away” by the Spirit (Acts 8:39). It is also Jesus’ word for His sheep: “neither shall any man pluck them out of my hand” (John 10:28). No one can snatch His sheep away, because He Himself will catch them up.</w:t>
       </w:r>
     </w:p>
     <w:p>
@@ -869,7 +869,7 @@
           <w:sz w:val="23"/>
           <w:szCs w:val="23"/>
         </w:rPr>
-        <w:t xml:space="preserve"> Harvest: Matthew 9:37; 9:38; 13:30; 13:39; Mark 4:29; Luke 10:2; John 4:35; Revelation 14:15. Sickle: Mark 4:29; Revelation 14:14; 14:15; 14:16; 14:17; 14:18; 14:19. “The harvest is the end of the world; and the reapers are the angels” (Matthew 13:39). Revelation 14 has two reapings: the Son of man on the white cloud reaps “the harvest of the earth” (14:14-16), gathering his people, and an angel gathers “the vine of the earth” into “the great winepress of the wrath of God” (14:17-20). Tyndale renders the harvest “the corne of the erth is rype”: grain, the wheat of Jesus’ parables (Matthew 13:30).</w:t>
+        <w:t xml:space="preserve"> Harvest: Matthew 9:37; 9:38; 13:30; 13:39; Mark 4:29; Luke 10:2; John 4:35; Revelation 14:15. Sickle: Mark 4:29; Revelation 14:14; 14:15; 14:16; 14:17; 14:18; 14:19. “The harvest is the end of the world; and the reapers are the angels” (Matthew 13:39). Revelation 14 has two reapings: the Son of man on the white cloud reaps “the harvest of the earth” (14:14-16), gathering His people, and an angel gathers “the vine of the earth” into “the great winepress of the wrath of God” (14:17-20). Tyndale renders the harvest “the corne of the erth is rype”: grain, the wheat of Jesus’ parables (Matthew 13:30).</w:t>
       </w:r>
     </w:p>
     <w:p>
@@ -941,7 +941,7 @@
           <w:sz w:val="23"/>
           <w:szCs w:val="23"/>
         </w:rPr>
-        <w:t xml:space="preserve">What this shows: Daniel did not invent a new idea about the end. He described a pattern Israel had already lived through. First God’s people turned from him, then the sanctuary was defiled, and then desolation came. Scripture teaches that the same order will repeat at the end.</w:t>
+        <w:t xml:space="preserve">What this shows: Daniel did not invent a new idea about the end. He described a pattern Israel had already lived through. First God’s people turned from Him, then the sanctuary was defiled, and then desolation came. Scripture teaches that the same order will repeat at the end.</w:t>
       </w:r>
     </w:p>
     <w:p>
@@ -1746,7 +1746,7 @@
           <w:sz w:val="23"/>
           <w:szCs w:val="23"/>
         </w:rPr>
-        <w:t xml:space="preserve">In other words, the falling away is not a single event but a pattern God shows twice. Before Rome destroyed Jerusalem, many in Israel turned from the covenant, and Jesus warned his followers to watch for it. Before the final abomination, the same turning happens on a world scale. Each time, the faithful are not surprised, because Scripture told them the order in advance.</w:t>
+        <w:t xml:space="preserve">In other words, the falling away is not a single event but a pattern God shows twice. Before Rome destroyed Jerusalem, many in Israel turned from the covenant, and Jesus warned His followers to watch for it. Before the final abomination, the same turning happens on a world scale. Each time, the faithful are not surprised, because Scripture told them the order in advance.</w:t>
       </w:r>
     </w:p>
     <w:p>
@@ -1770,7 +1770,7 @@
           <w:sz w:val="23"/>
           <w:szCs w:val="23"/>
         </w:rPr>
-        <w:t xml:space="preserve"> Some teachers read Tyndale’s “departynge” as the gathering itself, a departure of believers before the man of sin appears. Paul’s own sentence rules that out. He writes about “the coming of our Lord Jesus Christ, and… our gathering together unto him” (2:1), and then says that day will not come until the departing comes first (2:3). If the departing were the gathering, Paul would be saying the gathering cannot come until the gathering comes. And every account above shows the falling away as people turning from God, not being taken to him. Tyndale’s own translation shows the order: “the lorde commeth not, except ther come a departynge fyrst” (2 Thessalonians 2:3), and the catching up happens when “the Lorde him selfe shall descende fro heve with a showte” (1 Thessalonians 4:16).</w:t>
+        <w:t xml:space="preserve"> Some teachers read Tyndale’s “departynge” as the gathering itself, a departure of believers before the man of sin appears. Paul’s own sentence rules that out. He writes about “the coming of our Lord Jesus Christ, and… our gathering together unto him” (2:1), and then says that day will not come until the departing comes first (2:3). If the departing were the gathering, Paul would be saying the gathering cannot come until the gathering comes. And every account above shows the falling away as people turning from God, not being taken to Him. Tyndale’s own translation shows the order: “the lorde commeth not, except ther come a departynge fyrst” (2 Thessalonians 2:3), and the catching up happens when “the Lorde him selfe shall descende fro heve with a showte” (1 Thessalonians 4:16).</w:t>
       </w:r>
     </w:p>
     <w:p>
@@ -1818,7 +1818,7 @@
           <w:sz w:val="23"/>
           <w:szCs w:val="23"/>
         </w:rPr>
-        <w:t xml:space="preserve">Prophecy often telescopes time, moving across centuries from one verse to the next. Isaiah 61:2 spans two comings of the Messiah in one verse (Luke 4:19-20); Zechariah 9:9-10 moves from the King “riding upon an ass” to his dominion “from sea even to sea”; Daniel 9:26 moves from the Messiah cut off to desolations “unto the end of the war”; and Matthew 24 weaves the destruction of Jerusalem together with the end of the age. The reader finds the seams by Scripture’s own markers: “the time of the end,” “the time appointed,” “at that time,” “the latter days,” and a change of subject. Daniel 11 turns to the end at verse 36, and Daniel marks the turn himself.</w:t>
+        <w:t xml:space="preserve">Prophecy often telescopes time, moving across centuries from one verse to the next. Isaiah 61:2 spans two comings of the Messiah in one verse (Luke 4:19-20); Zechariah 9:9-10 moves from the King “riding upon an ass” to His dominion “from sea even to sea”; Daniel 9:26 moves from the Messiah cut off to desolations “unto the end of the war”; and Matthew 24 weaves the destruction of Jerusalem together with the end of the age. The reader finds the seams by Scripture’s own markers: “the time of the end,” “the time appointed,” “at that time,” “the latter days,” and a change of subject. Daniel 11 turns to the end at verse 36, and Daniel marks the turn himself.</w:t>
       </w:r>
     </w:p>
     <w:tbl>
@@ -2673,7 +2673,7 @@
                 <w:sz w:val="18"/>
                 <w:szCs w:val="18"/>
               </w:rPr>
-              <w:t xml:space="preserve">Yes: forty years after he spoke</w:t>
+              <w:t xml:space="preserve">Yes: forty years after He spoke</w:t>
             </w:r>
           </w:p>
         </w:tc>
@@ -3093,7 +3093,7 @@
                 <w:sz w:val="18"/>
                 <w:szCs w:val="18"/>
               </w:rPr>
-              <w:t xml:space="preserve">God’s Word in its two testimonies, lit by the Holy Spirit and carried by his people (Zechariah 4; Revelation 1:20; 11:3-6)</w:t>
+              <w:t xml:space="preserve">God’s Word in its two testimonies, lit by the Holy Spirit and carried by His people (Zechariah 4; Revelation 1:20; 11:3-6)</w:t>
             </w:r>
           </w:p>
         </w:tc>
@@ -4184,7 +4184,7 @@
           <w:sz w:val="23"/>
           <w:szCs w:val="23"/>
         </w:rPr>
-        <w:t xml:space="preserve">Put together in plain terms: the olive trees supply the oil, and the oil is the Holy Spirit. The lampstands hold up the light, and the light is the Word of God. Moses and Elijah appear in the picture not as two men coming back, but because their signs stand for the Law and the Prophets: that is how they appeared beside Jesus at the Transfiguration (Matthew 17:3), and how Jesus described the Scriptures, “written in the law of Moses, and in the prophets, and in the psalms, concerning me” (Luke 24:44). “Search the scriptures,” he said; “they are they which testify of me” (John 5:39).</w:t>
+        <w:t xml:space="preserve">Put together in plain terms: the olive trees supply the oil, and the oil is the Holy Spirit. The lampstands hold up the light, and the light is the Word of God. Moses and Elijah appear in the picture not as two men coming back, but because their signs stand for the Law and the Prophets: that is how they appeared beside Jesus at the Transfiguration (Matthew 17:3), and how Jesus described the Scriptures, “written in the law of Moses, and in the prophets, and in the psalms, concerning me” (Luke 24:44). “Search the scriptures,” He said; “they are they which testify of me” (John 5:39).</w:t>
       </w:r>
     </w:p>
     <w:p>
@@ -4232,7 +4232,7 @@
           <w:sz w:val="23"/>
           <w:szCs w:val="23"/>
         </w:rPr>
-        <w:t xml:space="preserve"> The evidence points to Scripture itself: God’s Word in its two testimonies, the Old and New Testaments, lit by the Holy Spirit and carried to the world by his people. This agrees with the Story of the End paper, which reads the witnesses as the Holy Spirit and the Word of God, spoken through the 144,000: the olive trees supply the Spirit, the lampstands hold up the Word, and God’s people carry both. In Zechariah’s own day, the “two sons of oil” were first two anointed leaders, Joshua the high priest and Zerubbabel the governor (Zechariah 3–4); Revelation carries the same picture forward to the end, the near-and-far pattern of prophecy again. </w:t>
+        <w:t xml:space="preserve"> The evidence points to Scripture itself: God’s Word in its two testimonies, the Old and New Testaments, lit by the Holy Spirit and carried to the world by His people. This agrees with the Story of the End paper, which reads the witnesses as the Holy Spirit and the Word of God, spoken through the 144,000: the olive trees supply the Spirit, the lampstands hold up the Word, and God’s people carry both. In Zechariah’s own day, the “two sons of oil” were first two anointed leaders, Joshua the high priest and Zerubbabel the governor (Zechariah 3–4); Revelation carries the same picture forward to the end, the near-and-far pattern of prophecy again. </w:t>
       </w:r>
       <w:r>
         <w:rPr>
@@ -4290,7 +4290,7 @@
           <w:sz w:val="23"/>
           <w:szCs w:val="23"/>
         </w:rPr>
-        <w:t xml:space="preserve"> Revelation introduces them just before the trumpets: “Hurt not the earth, neither the sea, nor the trees, till we have sealed the servants of our God in their foreheads” (Revelation 7:3), and “I heard the number of them which were sealed: and there were sealed an hundred and forty and four thousand” (7:4). In plain terms, they are God’s servants, marked as his before the trouble begins, the way a shepherd marks his own sheep. Ezekiel saw the same thing before Jerusalem’s judgment: an angel was told to “set a mark upon the foreheads of the men that sigh and that cry for all the abominations,” and the destroyers were ordered, “come not near any man upon whom is the mark” (Ezekiel 9:4, 6).</w:t>
+        <w:t xml:space="preserve"> Revelation introduces them just before the trumpets: “Hurt not the earth, neither the sea, nor the trees, till we have sealed the servants of our God in their foreheads” (Revelation 7:3), and “I heard the number of them which were sealed: and there were sealed an hundred and forty and four thousand” (7:4). In plain terms, they are God’s servants, marked as His before the trouble begins, the way a shepherd marks his own sheep. Ezekiel saw the same thing before Jerusalem’s judgment: an angel was told to “set a mark upon the foreheads of the men that sigh and that cry for all the abominations,” and the destroyers were ordered, “come not near any man upon whom is the mark” (Ezekiel 9:4, 6).</w:t>
       </w:r>
     </w:p>
     <w:p>
@@ -4534,7 +4534,7 @@
           <w:sz w:val="23"/>
           <w:szCs w:val="23"/>
         </w:rPr>
-        <w:t xml:space="preserve"> Under God’s law, no one could be condemned on the word of a single witness: “At the mouth of two witnesses, or three witnesses, shall he that is worthy of death be put to death; but at the mouth of one witness he shall not be put to death” (Deuteronomy 17:6). God holds his own final judgment to the same standard. The two witnesses are the two testimonies by which every person is measured: God’s Word, which comes to a person from outside, and God’s Spirit, who speaks to a person from within.</w:t>
+        <w:t xml:space="preserve"> Under God’s law, no one could be condemned on the word of a single witness: “At the mouth of two witnesses, or three witnesses, shall he that is worthy of death be put to death; but at the mouth of one witness he shall not be put to death” (Deuteronomy 17:6). God holds His own final judgment to the same standard. The two witnesses are the two testimonies by which every person is measured: God’s Word, which comes to a person from outside, and God’s Spirit, who speaks to a person from within.</w:t>
       </w:r>
     </w:p>
     <w:p>
@@ -4635,7 +4635,7 @@
           <w:sz w:val="23"/>
           <w:szCs w:val="23"/>
         </w:rPr>
-        <w:t xml:space="preserve">That is how God can judge every person equally, even though people receive very different amounts of light: each one is measured by the same two witnesses, by what God made known to them of his Word and by how they answered the pleading of his Spirit. “The dead were judged out of those things which were written in the books, according to their works” (Revelation 20:12). “Shall not the Judge of all the earth do right?” (Genesis 18:25). “For there is no respect of persons with God” (Romans 2:11).</w:t>
+        <w:t xml:space="preserve">That is how God can judge every person equally, even though people receive very different amounts of light: each one is measured by the same two witnesses, by what God made known to them of His Word and by how they answered the pleading of His Spirit. “The dead were judged out of those things which were written in the books, according to their works” (Revelation 20:12). “Shall not the Judge of all the earth do right?” (Genesis 18:25). “For there is no respect of persons with God” (Romans 2:11).</w:t>
       </w:r>
     </w:p>
     <w:p>
@@ -4649,7 +4649,7 @@
           <w:sz w:val="23"/>
           <w:szCs w:val="23"/>
         </w:rPr>
-        <w:t xml:space="preserve">And that is also the Shepherd’s call through the whole 1,260 days. The two witnesses are not a threat to those who hear them; they are the voice of the Shepherd calling his sheep. “To day if ye will hear his voice, Harden not your hearts” (Hebrews 3:7-8). Those who answer are sealed, kept through the storm, and gathered at the last trump.</w:t>
+        <w:t xml:space="preserve">And that is also the Shepherd’s call through the whole 1,260 days. The two witnesses are not a threat to those who hear them; they are the voice of the Shepherd calling His sheep. “To day if ye will hear his voice, Harden not your hearts” (Hebrews 3:7-8). Those who answer are sealed, kept through the storm, and gathered at the last trump.</w:t>
       </w:r>
     </w:p>
     <w:p>
@@ -5807,7 +5807,7 @@
           <w:sz w:val="23"/>
           <w:szCs w:val="23"/>
         </w:rPr>
-        <w:t xml:space="preserve">The brittle coalition of Daniel 2, the feet “partly strong, and partly broken” that “shall not cleave one to another” (Daniel 2:42-43), appears in Revelation 17 as ten kings who “receive power as kings one hour with the beast. These have one mind, and shall give their power and strength unto the beast” (Revelation 17:12-13). What holds them together is not their own unity: “God hath put in their hearts to fulfil his will, and to agree, and give their kingdom unto the beast, until the words of God shall be fulfilled” (17:17). Even the rebellion serves God’s purpose, and only until his word is fulfilled.</w:t>
+        <w:t xml:space="preserve">The brittle coalition of Daniel 2, the feet “partly strong, and partly broken” that “shall not cleave one to another” (Daniel 2:42-43), appears in Revelation 17 as ten kings who “receive power as kings one hour with the beast. These have one mind, and shall give their power and strength unto the beast” (Revelation 17:12-13). What holds them together is not their own unity: “God hath put in their hearts to fulfil his will, and to agree, and give their kingdom unto the beast, until the words of God shall be fulfilled” (17:17). Even the rebellion serves God’s purpose, and only until His word is fulfilled.</w:t>
       </w:r>
     </w:p>
     <w:p>
@@ -5903,7 +5903,7 @@
           <w:sz w:val="23"/>
           <w:szCs w:val="23"/>
         </w:rPr>
-        <w:t xml:space="preserve"> Before Babylon’s plagues fall, God calls his people out: “Come out of her, my people, that ye be not partakers of her sins, and that ye receive not of her plagues” (Revelation 18:4), as Jeremiah heard long before: “My people, go ye out of the midst of her, and deliver ye every man his soul from the fierce anger of the LORD” (Jeremiah 51:45). It is the call that comes before the gathering, as Lot was called out of Sodom and Israel out of Egypt. The call comes before the plagues, while mercy is still open: “that ye receive not of her plagues.” So it is heard before the seven last plagues begin, near the close of the witnesses’ 1,260 days.</w:t>
+        <w:t xml:space="preserve"> Before Babylon’s plagues fall, God calls His people out: “Come out of her, my people, that ye be not partakers of her sins, and that ye receive not of her plagues” (Revelation 18:4), as Jeremiah heard long before: “My people, go ye out of the midst of her, and deliver ye every man his soul from the fierce anger of the LORD” (Jeremiah 51:45). It is the call that comes before the gathering, as Lot was called out of Sodom and Israel out of Egypt. The call comes before the plagues, while mercy is still open: “that ye receive not of her plagues.” So it is heard before the seven last plagues begin, near the close of the witnesses’ 1,260 days.</w:t>
       </w:r>
     </w:p>
     <w:p>
@@ -6370,7 +6370,7 @@
           <w:sz w:val="23"/>
           <w:szCs w:val="23"/>
         </w:rPr>
-        <w:t xml:space="preserve"> The same moment is terror to some and joy to others, and Scripture describes both. At the sixth seal, the unrepentant “hid themselves in the dens and in the rocks of the mountains; And said to the mountains and rocks, Fall on us, and hide us from the face of him that sitteth on the throne, and from the wrath of the Lamb” (Revelation 6:15-16). Hosea had foreseen the same words: “they shall say to the mountains, Cover us; and to the hills, Fall on us” (Hosea 10:8). Isaiah saw them flee “into the holes of the rocks, and into the caves of the earth, for fear of the LORD, and for the glory of his majesty, when he ariseth to shake terribly the earth” (Isaiah 2:19): the same great earthquake. “Then shall all the tribes of the earth mourn” (Matthew 24:30). Those who refused him would rather be buried by the mountains than face him. This confirms what is happening: the Lord himself is appearing, visible to all. His people answer the same sight in the opposite way: “Lo, this is our God; we have waited for him, and he will save us” (Isaiah 25:9); “look up, and lift up your heads; for your redemption draweth nigh” (Luke 21:28).</w:t>
+        <w:t xml:space="preserve"> The same moment is terror to some and joy to others, and Scripture describes both. At the sixth seal, the unrepentant “hid themselves in the dens and in the rocks of the mountains; And said to the mountains and rocks, Fall on us, and hide us from the face of him that sitteth on the throne, and from the wrath of the Lamb” (Revelation 6:15-16). Hosea had foreseen the same words: “they shall say to the mountains, Cover us; and to the hills, Fall on us” (Hosea 10:8). Isaiah saw them flee “into the holes of the rocks, and into the caves of the earth, for fear of the LORD, and for the glory of his majesty, when he ariseth to shake terribly the earth” (Isaiah 2:19): the same great earthquake. “Then shall all the tribes of the earth mourn” (Matthew 24:30). Those who refused Him would rather be buried by the mountains than face Him. This confirms what is happening: the Lord Himself is appearing, visible to all. His people answer the same sight in the opposite way: “Lo, this is our God; we have waited for him, and he will save us” (Isaiah 25:9); “look up, and lift up your heads; for your redemption draweth nigh” (Luke 21:28).</w:t>
       </w:r>
     </w:p>
     <w:p>
@@ -6418,7 +6418,7 @@
           <w:sz w:val="23"/>
           <w:szCs w:val="23"/>
         </w:rPr>
-        <w:t xml:space="preserve"> At that moment the stone strikes the image “upon his feet that were of iron and clay” (Daniel 2:34), and “in the days of these kings shall the God of heaven set up a kingdom, which shall never be destroyed” (2:44). The ten kings “shall make war with the Lamb, and the Lamb shall overcome them” (Revelation 17:14; 19:19). And his people are gathered: the harvest of the earth is reaped (14:14-16), followed by the vintage (14:17-20). The man of sin is destroyed “with the brightness of his coming” (2 Thessalonians 2:8), and the ones who waited reach the blessing of the 1,335th day.</w:t>
+        <w:t xml:space="preserve"> At that moment the stone strikes the image “upon his feet that were of iron and clay” (Daniel 2:34), and “in the days of these kings shall the God of heaven set up a kingdom, which shall never be destroyed” (2:44). The ten kings “shall make war with the Lamb, and the Lamb shall overcome them” (Revelation 17:14; 19:19). And His people are gathered: the harvest of the earth is reaped (14:14-16), followed by the vintage (14:17-20). The man of sin is destroyed “with the brightness of his coming” (2 Thessalonians 2:8), and the ones who waited reach the blessing of the 1,335th day.</w:t>
       </w:r>
     </w:p>
     <w:p>
@@ -6442,7 +6442,7 @@
           <w:sz w:val="23"/>
           <w:szCs w:val="23"/>
         </w:rPr>
-        <w:t xml:space="preserve"> At the sixth bowl, after the plagues have begun, he says: “Behold, I come as a thief. Blessed is he that watcheth, and keepeth his garments” (Revelation 16:15). And those raised in the first resurrection include those “which had not worshipped the beast, neither his image, neither had received his mark” (20:4-5): the resurrection comes after the time of the mark.</w:t>
+        <w:t xml:space="preserve"> At the sixth bowl, after the plagues have begun, He says: “Behold, I come as a thief. Blessed is he that watcheth, and keepeth his garments” (Revelation 16:15). And those raised in the first resurrection include those “which had not worshipped the beast, neither his image, neither had received his mark” (20:4-5): the resurrection comes after the time of the mark.</w:t>
       </w:r>
     </w:p>
     <w:p>
@@ -7399,7 +7399,7 @@
                 <w:sz w:val="18"/>
                 <w:szCs w:val="18"/>
               </w:rPr>
-              <w:t xml:space="preserve">At his coming</w:t>
+              <w:t xml:space="preserve">At His coming</w:t>
             </w:r>
           </w:p>
         </w:tc>
@@ -7724,7 +7724,7 @@
           <w:sz w:val="23"/>
           <w:szCs w:val="23"/>
         </w:rPr>
-        <w:t xml:space="preserve">, “keep from”) in his prayer: “I pray not that thou shouldest take them out of the world, but that thou shouldest keep them from the evil” (John 17:15). Tyndale renders both the same way: “kepe ye fro the houre” and “kepe them from evyll.” Being kept through the trouble, not taken out of the world, is Scripture’s pattern.</w:t>
+        <w:t xml:space="preserve">, “keep from”) in His prayer: “I pray not that thou shouldest take them out of the world, but that thou shouldest keep them from the evil” (John 17:15). Tyndale renders both the same way: “kepe ye fro the houre” and “kepe them from evyll.” Being kept through the trouble, not taken out of the world, is Scripture’s pattern.</w:t>
       </w:r>
     </w:p>
     <w:p>
@@ -7748,7 +7748,7 @@
           <w:sz w:val="23"/>
           <w:szCs w:val="23"/>
         </w:rPr>
-        <w:t xml:space="preserve"> The first was his coming in the flesh; the second is his appearing at the last trump. “So Christ was once offered to bear the sins of many; and unto them that look for him shall he appear the second time without sin unto salvation” (Hebrews 9:28): “the second time,” not a second and a third. That coming is visible to all: “this same Jesus, which is taken up from you into heaven, shall so come in like manner as ye have seen him go into heaven” (Acts 1:11); “Behold, he cometh with clouds; and every eye shall see him” (Revelation 1:7). Jesus warned against any hidden coming: “if they shall say unto you, Behold, he is in the desert; go not forth: behold, he is in the secret chambers; believe it not. For as the lightning cometh out of the east, and shineth even unto the west; so shall also the coming of the Son of man be” (Matthew 24:26-27). The resurrection of his people happens at that one coming, not years before it: “every man in his own order: Christ the firstfruits; afterward they that are Christ’s at his coming” (1 Corinthians 15:23). Four times in one chapter Jesus promised to raise up his own “at the last day” (John 6:39, 40, 44, 54), as in “I will raise him up at the last day” (6:40): at the last day, not seven years before it. A gathering before the tribulation would require a third coming, which Scripture never describes.</w:t>
+        <w:t xml:space="preserve"> The first was His coming in the flesh; the second is His appearing at the last trump. “So Christ was once offered to bear the sins of many; and unto them that look for him shall he appear the second time without sin unto salvation” (Hebrews 9:28): “the second time,” not a second and a third. That coming is visible to all: “this same Jesus, which is taken up from you into heaven, shall so come in like manner as ye have seen him go into heaven” (Acts 1:11); “Behold, he cometh with clouds; and every eye shall see him” (Revelation 1:7). Jesus warned against any hidden coming: “if they shall say unto you, Behold, he is in the desert; go not forth: behold, he is in the secret chambers; believe it not. For as the lightning cometh out of the east, and shineth even unto the west; so shall also the coming of the Son of man be” (Matthew 24:26-27). The resurrection of His people happens at that one coming, not years before it: “every man in his own order: Christ the firstfruits; afterward they that are Christ’s at his coming” (1 Corinthians 15:23). Four times in one chapter Jesus promised to raise up His own “at the last day” (John 6:39, 40, 44, 54), as in “I will raise him up at the last day” (6:40): at the last day, not seven years before it. A gathering before the tribulation would require a third coming, which Scripture never describes.</w:t>
       </w:r>
     </w:p>
     <w:p>
@@ -7896,7 +7896,7 @@
           <w:sz w:val="23"/>
           <w:szCs w:val="23"/>
         </w:rPr>
-        <w:t xml:space="preserve">Jesus promised where his people are taken: “In my Father’s house are many mansions… I will come again, and receive you unto myself; that where I am, there ye may be also” (John 14:2-3). Scripture then describes what the gathered do.</w:t>
+        <w:t xml:space="preserve">Jesus promised where His people are taken: “In my Father’s house are many mansions… I will come again, and receive you unto myself; that where I am, there ye may be also” (John 14:2-3). Scripture then describes what the gathered do.</w:t>
       </w:r>
     </w:p>
     <w:p>
@@ -7912,15 +7912,15 @@
           <w:sz w:val="23"/>
           <w:szCs w:val="23"/>
         </w:rPr>
-        <w:t xml:space="preserve">They sit with him in judgment.</w:t>
-      </w:r>
-      <w:r>
-        <w:rPr>
-          <w:rFonts w:ascii="Garamond" w:cs="Garamond" w:eastAsia="Garamond" w:hAnsi="Garamond"/>
-          <w:sz w:val="23"/>
-          <w:szCs w:val="23"/>
-        </w:rPr>
-        <w:t xml:space="preserve"> “Do ye not know that the saints shall judge the world?… Know ye not that we shall judge angels?” (1 Corinthians 6:2-3). John saw it: “And I saw thrones, and they sat upon them, and judgment was given unto them” (Revelation 20:4). Daniel saw it long before: “judgment was given to the saints of the most High” (Daniel 7:22). Jesus promised his apostles, “ye also shall sit upon twelve thrones, judging the twelve tribes of Israel” (Matthew 19:28). The people who were judged and condemned by the world are given a share in God’s judgment, even of the fallen angels.</w:t>
+        <w:t xml:space="preserve">They sit with Him in judgment.</w:t>
+      </w:r>
+      <w:r>
+        <w:rPr>
+          <w:rFonts w:ascii="Garamond" w:cs="Garamond" w:eastAsia="Garamond" w:hAnsi="Garamond"/>
+          <w:sz w:val="23"/>
+          <w:szCs w:val="23"/>
+        </w:rPr>
+        <w:t xml:space="preserve"> “Do ye not know that the saints shall judge the world?… Know ye not that we shall judge angels?” (1 Corinthians 6:2-3). John saw it: “And I saw thrones, and they sat upon them, and judgment was given unto them” (Revelation 20:4). Daniel saw it long before: “judgment was given to the saints of the most High” (Daniel 7:22). Jesus promised His apostles, “ye also shall sit upon twelve thrones, judging the twelve tribes of Israel” (Matthew 19:28). The people who were judged and condemned by the world are given a share in God’s judgment, even of the fallen angels.</w:t>
       </w:r>
     </w:p>
     <w:p>
@@ -7968,7 +7968,7 @@
           <w:sz w:val="23"/>
           <w:szCs w:val="23"/>
         </w:rPr>
-        <w:t xml:space="preserve"> The great multitude “which no man could number” (7:9) is called to the wedding: “Blessed are they which are called unto the marriage supper of the Lamb” (19:9). The bride who went out to meet the bridegroom goes in with him to the marriage (Matthew 25:10).</w:t>
+        <w:t xml:space="preserve"> The great multitude “which no man could number” (7:9) is called to the wedding: “Blessed are they which are called unto the marriage supper of the Lamb” (19:9). The bride who went out to meet the bridegroom goes in with Him to the marriage (Matthew 25:10).</w:t>
       </w:r>
     </w:p>
     <w:p>
@@ -8078,7 +8078,7 @@
           <w:sz w:val="23"/>
           <w:szCs w:val="23"/>
         </w:rPr>
-        <w:t xml:space="preserve"> Lot, Noah, Goshen, Esther, the harvest, and Jericho all show God’s people kept through judgment and delivered at its height, and the Shepherd goes through the storm with his flock (Psalm 23:4; Isaiah 43:2; Ezekiel 34:12; Revelation 7:17).</w:t>
+        <w:t xml:space="preserve"> Lot, Noah, Goshen, Esther, the harvest, and Jericho all show God’s people kept through judgment and delivered at its height, and the Shepherd goes through the storm with His flock (Psalm 23:4; Isaiah 43:2; Ezekiel 34:12; Revelation 7:17).</w:t>
       </w:r>
     </w:p>
     <w:p>
@@ -8102,7 +8102,7 @@
           <w:sz w:val="23"/>
           <w:szCs w:val="23"/>
         </w:rPr>
-        <w:t xml:space="preserve"> the identification of the two witnesses as God’s Word in its two testimonies, lit by the Spirit and carried by his people; the identification of the 144,000 as God’s sealed servants from every people, most of whom are martyred and wait under the altar; the day numbers of the close of mercy (about 1,260 to 1,264) and the lining up of the witnesses’ 1,260 days with the 1,335-day count; the placement of the kings’ “one hour” within the final days; and that the gathering takes Christ’s people to be with him for the thousand years. These are offered as my best understanding, held to Rule 1.</w:t>
+        <w:t xml:space="preserve"> the identification of the two witnesses as God’s Word in its two testimonies, lit by the Spirit and carried by His people; the identification of the 144,000 as God’s sealed servants from every people, most of whom are martyred and wait under the altar; the day numbers of the close of mercy (about 1,260 to 1,264) and the lining up of the witnesses’ 1,260 days with the 1,335-day count; the placement of the kings’ “one hour” within the final days; and that the gathering takes Christ’s people to be with Him for the thousand years. These are offered as my best understanding, held to Rule 1.</w:t>
       </w:r>
     </w:p>
     <w:p>
@@ -8116,7 +8116,7 @@
           <w:sz w:val="23"/>
           <w:szCs w:val="23"/>
         </w:rPr>
-        <w:t xml:space="preserve">For every believer who fears the days ahead, Scripture’s answer is not escape from the storm but the Shepherd in it. He walks ahead of his flock, feeds them in the wilderness, hides them “until the indignation be overpast,” and gathers them “in the cloudy and dark day.” When the last trumpet sounds, the same arm that carried the lambs will gather them to himself.</w:t>
+        <w:t xml:space="preserve">For every believer who fears the days ahead, Scripture’s answer is not escape from the storm but the Shepherd in it. He walks ahead of His flock, feeds them in the wilderness, hides them “until the indignation be overpast,” and gathers them “in the cloudy and dark day.” When the last trumpet sounds, the same arm that carried the lambs will gather them to Himself.</w:t>
       </w:r>
     </w:p>
     <w:p>
@@ -8480,7 +8480,7 @@
           <w:sz w:val="23"/>
           <w:szCs w:val="23"/>
         </w:rPr>
-        <w:t xml:space="preserve">, available at https://greysmokez.github.io/CJC-Website/</w:t>
+        <w:t xml:space="preserve">, available at https://scripturescjc.com/</w:t>
       </w:r>
     </w:p>
     <w:sectPr>

--- a/protected-assets/TheShepherdsGathering.docx
+++ b/protected-assets/TheShepherdsGathering.docx
@@ -4232,7 +4232,7 @@
           <w:sz w:val="23"/>
           <w:szCs w:val="23"/>
         </w:rPr>
-        <w:t xml:space="preserve"> The evidence points to Scripture itself: God’s Word in its two testimonies, the Old and New Testaments, lit by the Holy Spirit and carried to the world by His people. This agrees with the Story of the End paper, which reads the witnesses as the Holy Spirit and the Word of God, spoken through the 144,000: the olive trees supply the Spirit, the lampstands hold up the Word, and God’s people carry both. In Zechariah’s own day, the “two sons of oil” were first two anointed leaders, Joshua the high priest and Zerubbabel the governor (Zechariah 3–4); Revelation carries the same picture forward to the end, the near-and-far pattern of prophecy again. </w:t>
+        <w:t xml:space="preserve"> The evidence points to Scripture itself: God’s Word in its two testimonies, the Old and New Testaments, standing side by side and agreeing, lit by the Holy Spirit and carried to the world by His people. This agrees with the Story of the End paper: the olive trees supply the Spirit, the lampstands hold up the Word, and God’s people carry both. In Zechariah’s own day, the “two sons of oil” were first two anointed leaders, Joshua the high priest and Zerubbabel the governor (Zechariah 3–4); Revelation carries the same picture forward to the end, the near-and-far pattern of prophecy again. </w:t>
       </w:r>
       <w:r>
         <w:rPr>
@@ -4266,7 +4266,7 @@
           <w:sz w:val="23"/>
           <w:szCs w:val="23"/>
         </w:rPr>
-        <w:t xml:space="preserve"> “When they shall have finished their testimony,” the beast makes war against them and kills them (11:7), and the world celebrates: “they that dwell upon the earth shall rejoice over them, and make merry, and shall send gifts one to another; because these two prophets tormented them that dwelt on the earth” (11:10). The Word torments only a conscience that has refused it. Then “after three days and an half the Spirit of life from God entered into them, and they stood upon their feet,” and they heard, “Come up hither. And they ascended up to heaven in a cloud” (11:11-12). However completely the world silences God’s Word, God raises it up again before everyone’s eyes: “the word of our God shall stand for ever” (Isaiah 40:8).</w:t>
+        <w:t xml:space="preserve"> “When they shall have finished their testimony,” the beast makes war against them and kills them (11:7), and the world celebrates: “they that dwell upon the earth shall rejoice over them, and make merry, and shall send gifts one to another; because these two prophets tormented them that dwelt on the earth” (11:10). The Word torments only a conscience that has refused it. Then “after three days and an half the Spirit of life from God entered into them, and they stood upon their feet,” and they heard, “Come up hither. And they ascended up to heaven in a cloud” (11:11-12). The messengers who carry that testimony are raised as a public sign, as Lazarus was raised before the resurrection (John 11:43–44; 12:9–11), not yet in the incorruptible body of the last trump (1 Corinthians 15:42–44, 52), and “the remnant were affrighted, and gave glory to the God of heaven” (11:13). The word for heaven, ouranos (G3772), is also Scripture’s word for the sky (Matthew 16:2–3). Scripture does not describe what follows their ascent; the best understanding is that, like all who “sleep in Jesus,” they rest until they rise first at the last trump (1 Thessalonians 4:14–16). And the Word they carried still stands: however completely the world silences it, “the word of our God shall stand for ever” (Isaiah 40:8).</w:t>
       </w:r>
     </w:p>
     <w:p>

--- a/protected-assets/TheShepherdsGathering.docx
+++ b/protected-assets/TheShepherdsGathering.docx
@@ -7698,7 +7698,7 @@
           <w:sz w:val="23"/>
           <w:szCs w:val="23"/>
         </w:rPr>
-        <w:t xml:space="preserve">”I also will keep thee from the hour of temptation” (Revelation 3:10).</w:t>
+        <w:t>“I also will keep thee from the hour of temptation” (Revelation 3:10).</w:t>
       </w:r>
       <w:r>
         <w:rPr>
@@ -7725,6 +7725,58 @@
           <w:szCs w:val="23"/>
         </w:rPr>
         <w:t xml:space="preserve">, “keep from”) in His prayer: “I pray not that thou shouldest take them out of the world, but that thou shouldest keep them from the evil” (John 17:15). Tyndale renders both the same way: “kepe ye fro the houre” and “kepe them from evyll.” Being kept through the trouble, not taken out of the world, is Scripture’s pattern.</w:t>
+      </w:r>
+    </w:p>
+    <w:p>
+      <w:pPr>
+        <w:spacing w:after="200" w:line="300"/>
+        <w:jc w:val="left"/>
+      </w:pPr>
+      <w:r>
+        <w:rPr>
+          <w:rFonts w:ascii="Garamond" w:cs="Garamond" w:eastAsia="Garamond" w:hAnsi="Garamond"/>
+          <w:b/>
+          <w:bCs/>
+          <w:sz w:val="23"/>
+          <w:szCs w:val="23"/>
+        </w:rPr>
+        <w:t>“The rapture could happen at any moment, with no warning.”</w:t>
+      </w:r>
+      <w:r>
+        <w:rPr>
+          <w:rFonts w:ascii="Garamond" w:cs="Garamond" w:eastAsia="Garamond" w:hAnsi="Garamond"/>
+          <w:sz w:val="23"/>
+          <w:szCs w:val="23"/>
+        </w:rPr>
+        <w:t xml:space="preserve"> Jesus said, “of that day and hour knoweth no man” (Matthew 24:36), but in the same chapter He pointed to the fig tree: “when ye shall see all these things, know that it is near, even at the doors” (24:32-33). Not knowing the day is not the same as having no signs. Paul answered this very question about “our gathering together unto him”: “that day shall not come, except there come a falling away first, and that man of sin be revealed” (2 Thessalonians 2:1-3), and he told believers, “ye, brethren, are not in darkness, that that day should overtake you as a thief” (1 Thessalonians 5:4). Luke 21:36’s “escape all these things” uses the same Greek word as “they shall not escape” (</w:t>
+      </w:r>
+      <w:r>
+        <w:rPr>
+          <w:rFonts w:ascii="Garamond" w:cs="Garamond" w:eastAsia="Garamond" w:hAnsi="Garamond"/>
+          <w:i/>
+          <w:iCs/>
+          <w:sz w:val="23"/>
+          <w:szCs w:val="23"/>
+        </w:rPr>
+        <w:t>ekpheugō</w:t>
+      </w:r>
+      <w:r>
+        <w:rPr>
+          <w:rFonts w:ascii="Garamond" w:cs="Garamond" w:eastAsia="Garamond" w:hAnsi="Garamond"/>
+          <w:sz w:val="23"/>
+          <w:szCs w:val="23"/>
+        </w:rPr>
+        <w:t xml:space="preserve">, G1628; 1 Thessalonians 5:3). It is an escape from the snare that comes “on all them that dwell on the face of the whole earth” (Luke 21:35), so as “to stand before the Son of man,” not a removal from the earth. The signless, any-moment doctrine took its modern form in the 1830s with J. N. Darby. </w:t>
+      </w:r>
+      <w:r>
+        <w:rPr>
+          <w:rFonts w:ascii="Garamond" w:cs="Garamond" w:eastAsia="Garamond" w:hAnsi="Garamond"/>
+          <w:i/>
+          <w:iCs/>
+          <w:sz w:val="23"/>
+          <w:szCs w:val="23"/>
+        </w:rPr>
+        <w:t>(Full treatment: “Does Scripture Support the Pre-Tribulation Theory?”, “‘No Warning’? Can the Rapture Happen at Any Moment?”)</w:t>
       </w:r>
     </w:p>
     <w:p>

--- a/protected-assets/TheShepherdsGathering.docx
+++ b/protected-assets/TheShepherdsGathering.docx
@@ -6352,6 +6352,20 @@
     <w:p>
       <w:pPr>
         <w:spacing w:after="200" w:line="300"/>
+        <w:jc w:val="both"/>
+      </w:pPr>
+      <w:r>
+        <w:rPr>
+          <w:rFonts w:ascii="Garamond" w:cs="Garamond" w:eastAsia="Garamond" w:hAnsi="Garamond"/>
+          <w:sz w:val="23"/>
+          <w:szCs w:val="23"/>
+        </w:rPr>
+        <w:t xml:space="preserve">(The seventh trumpet announces “the time of the dead, that they should be judged” (Revelation 11:18). That judgment begins at His coming and is completed at the great white throne after the thousand years. See Fear Not the Second Death.)</w:t>
+      </w:r>
+    </w:p>
+    <w:p>
+      <w:pPr>
+        <w:spacing w:after="200" w:line="300"/>
         <w:jc w:val="left"/>
       </w:pPr>
       <w:r>
@@ -7748,7 +7762,7 @@
           <w:sz w:val="23"/>
           <w:szCs w:val="23"/>
         </w:rPr>
-        <w:t xml:space="preserve"> Jesus said, “of that day and hour knoweth no man” (Matthew 24:36), but in the same chapter He pointed to the fig tree: “when ye shall see all these things, know that it is near, even at the doors” (24:32-33). Not knowing the day is not the same as having no signs. Paul answered this very question about “our gathering together unto him”: “that day shall not come, except there come a falling away first, and that man of sin be revealed” (2 Thessalonians 2:1-3), and he told believers, “ye, brethren, are not in darkness, that that day should overtake you as a thief” (1 Thessalonians 5:4). Luke 21:36’s “escape all these things” uses the same Greek word as “they shall not escape” (</w:t>
+        <w:t xml:space="preserve"> Jesus said, “of that day and hour knoweth no man” (Matthew 24:36), but in the same chapter He pointed to the fig tree: “when ye shall see all these things, know that it is near, even at the doors” (24:32-33). Not knowing the day is not the same as having no signs. In His next words Jesus chose Noah as the picture (Matthew 24:37-39). God told Noah, “yet seven days” (Genesis 7:4), and Noah knew, while the world “knew not until the flood came.” Paul answered this very question about “our gathering together unto him”: “that day shall not come, except there come a falling away first, and that man of sin be revealed” (2 Thessalonians 2:1-3), and he told believers, “ye, brethren, are not in darkness, that that day should overtake you as a thief” (1 Thessalonians 5:4). Luke 21:36’s “escape all these things” uses the same Greek word as “they shall not escape” (</w:t>
       </w:r>
       <w:r>
         <w:rPr>
@@ -8044,7 +8058,7 @@
           <w:sz w:val="23"/>
           <w:szCs w:val="23"/>
         </w:rPr>
-        <w:t xml:space="preserve"> “God shall wipe away all tears from their eyes; and there shall be no more death” (Revelation 21:4). The Story of the End paper follows the events from there.</w:t>
+        <w:t xml:space="preserve"> “God shall wipe away all tears from their eyes; and there shall be no more death” (Revelation 21:4). The Story of the End and Fear Not the Second Death follow the events from there.</w:t>
       </w:r>
     </w:p>
     <w:p>

--- a/protected-assets/TheShepherdsGathering.docx
+++ b/protected-assets/TheShepherdsGathering.docx
@@ -128,7 +128,7 @@
           <w:sz w:val="23"/>
           <w:szCs w:val="23"/>
         </w:rPr>
-        <w:t xml:space="preserve">When will Christ’s people be gathered to meet Him? Daniel asked the same question in His own words: “How long shall it be to the end of these wonders?” (Daniel 12:6). The answer he received came in three steps, three mileposts: “a time, times, and an half” (12:7), “a thousand two hundred and ninety days” (12:11), and “Blessed is he that waiteth, and cometh to the thousand three hundred and five and thirty days” (12:12). Revelation picks up the same mileposts and marks each one in its own words.</w:t>
+        <w:t>When will Christ’s people be gathered to meet Him? Daniel asked the same question in his own words: “How long shall it be to the end of these wonders?” (Daniel 12:6). The answer he received came in three steps, three mileposts: “a time, times, and an half” (12:7), “a thousand two hundred and ninety days” (12:11), and “Blessed is he that waiteth, and cometh to the thousand three hundred and five and thirty days” (12:12). Revelation picks up the same mileposts and marks each one in its own words.</w:t>
       </w:r>
     </w:p>
     <w:p>
@@ -6770,7 +6770,7 @@
                 <w:sz w:val="18"/>
                 <w:szCs w:val="18"/>
               </w:rPr>
-              <w:t xml:space="preserve">The falling away grows until it is full; the man of sin revealed</w:t>
+              <w:t>The falling away grows. Evil is already at work, but the Holy Spirit holds it back.</w:t>
             </w:r>
           </w:p>
         </w:tc>
@@ -6793,7 +6793,7 @@
                 <w:sz w:val="18"/>
                 <w:szCs w:val="18"/>
               </w:rPr>
-              <w:t xml:space="preserve">Daniel 8:23; 11:30, 36; 2 Thessalonians 2:3, 9</w:t>
+              <w:t>Daniel 8:23; 11:30; 2 Thessalonians 2:3, 7</w:t>
             </w:r>
           </w:p>
         </w:tc>
@@ -6992,7 +6992,7 @@
                 <w:sz w:val="18"/>
                 <w:szCs w:val="18"/>
               </w:rPr>
-              <w:t xml:space="preserve">The seven last plagues begin, and mercy closes; God’s people are protected through them, as in Goshen</w:t>
+              <w:t>The seven last plagues begin, and mercy closes. The Holy Spirit stops holding evil back, as when the ark’s door was shut, and those who refused the truth are given over to their choice. God’s people are protected through the plagues, as in Goshen.</w:t>
             </w:r>
           </w:p>
         </w:tc>
@@ -7015,7 +7015,7 @@
                 <w:sz w:val="18"/>
                 <w:szCs w:val="18"/>
               </w:rPr>
-              <w:t xml:space="preserve">Revelation 15:1, 8; 16:2; 22:11</w:t>
+              <w:t>Revelation 15:1, 8; 16:2; 22:11; 2 Thessalonians 2:7, 10-12; Genesis 6:3; 7:16</w:t>
             </w:r>
           </w:p>
         </w:tc>

--- a/protected-assets/TheShepherdsGathering.docx
+++ b/protected-assets/TheShepherdsGathering.docx
@@ -2924,7 +2924,7 @@
           <w:sz w:val="23"/>
           <w:szCs w:val="23"/>
         </w:rPr>
-        <w:t xml:space="preserve"> Revelation’s two witnesses are not two old prophets returning from heaven. They are God’s Word in its two testimonies, the Old Testament and the New, made alive by the Holy Spirit and carried to the whole world by God’s sealed servants, the 144,000. Most of those servants give their lives for that message. They are the martyrs John sees waiting under the altar, and they are the first to rise when the last trumpet sounds. The rest of this section shows, step by step, where each part of that picture comes from in Scripture.</w:t>
+        <w:t xml:space="preserve"> Revelation’s two witnesses are not two old prophets returning from heaven. They are the Holy Spirit and the Word of God, working together through God’s sealed servants, the 144,000, who carry them to the whole world. Most of those servants give their lives for that message. They are the martyrs John sees waiting under the altar, and they are the first to rise when the last trumpet sounds. The rest of this section shows, step by step, where each part of that picture comes from in Scripture.</w:t>
       </w:r>
     </w:p>
     <w:tbl>
@@ -3093,7 +3093,7 @@
                 <w:sz w:val="18"/>
                 <w:szCs w:val="18"/>
               </w:rPr>
-              <w:t xml:space="preserve">God’s Word in its two testimonies, lit by the Holy Spirit and carried by His people (Zechariah 4; Revelation 1:20; 11:3-6)</w:t>
+              <w:t>The Holy Spirit and the Word of God, acting through God’s sealed servants (Zechariah 4; Psalm 119:105; Revelation 11:3-6; 14:5)</w:t>
             </w:r>
           </w:p>
         </w:tc>
@@ -4184,7 +4184,7 @@
           <w:sz w:val="23"/>
           <w:szCs w:val="23"/>
         </w:rPr>
-        <w:t xml:space="preserve">Put together in plain terms: the olive trees supply the oil, and the oil is the Holy Spirit. The lampstands hold up the light, and the light is the Word of God. Moses and Elijah appear in the picture not as two men coming back, but because their signs stand for the Law and the Prophets: that is how they appeared beside Jesus at the Transfiguration (Matthew 17:3), and how Jesus described the Scriptures, “written in the law of Moses, and in the prophets, and in the psalms, concerning me” (Luke 24:44). “Search the scriptures,” He said; “they are they which testify of me” (John 5:39).</w:t>
+        <w:t>Put together in plain terms: the olive trees supply the oil, and the oil is the Holy Spirit. The lampstands hold up the light, and the light is the Word of God. Moses and Elijah appear in the picture not as two men coming back, but because their signs show the authority of God’s Word, given through Moses, and the power of His Spirit, as John the Baptist came “in the spirit and power of Elias” (Luke 1:17). “Search the scriptures,” He said; “they are they which testify of me” (John 5:39).</w:t>
       </w:r>
     </w:p>
     <w:p>
@@ -4200,15 +4200,15 @@
           <w:sz w:val="23"/>
           <w:szCs w:val="23"/>
         </w:rPr>
-        <w:t xml:space="preserve">Revelation names the two testimonies itself.</w:t>
-      </w:r>
-      <w:r>
-        <w:rPr>
-          <w:rFonts w:ascii="Garamond" w:cs="Garamond" w:eastAsia="Garamond" w:hAnsi="Garamond"/>
-          <w:sz w:val="23"/>
-          <w:szCs w:val="23"/>
-        </w:rPr>
-        <w:t xml:space="preserve"> Throughout the book, John keeps pairing the same two things: “the word of God, and… the testimony of Jesus Christ” (1:2); “for the word of God, and for the testimony of Jesus Christ” (1:9); “slain for the word of God, and for the testimony which they held” (6:9); “the commandments of God, and… the testimony of Jesus Christ” (12:17); “beheaded for the witness of Jesus, and for the word of God” (20:4). The Word God spoke through Moses and the prophets, and the testimony of Jesus: God’s Word in its two testimonies, the Old and New Testaments.</w:t>
+        <w:t>Revelation names the message itself.</w:t>
+      </w:r>
+      <w:r>
+        <w:rPr>
+          <w:rFonts w:ascii="Garamond" w:cs="Garamond" w:eastAsia="Garamond" w:hAnsi="Garamond"/>
+          <w:sz w:val="23"/>
+          <w:szCs w:val="23"/>
+        </w:rPr>
+        <w:t xml:space="preserve"> Throughout the book, John keeps pairing the same two things: “the word of God, and… the testimony of Jesus Christ” (1:2); “for the word of God, and for the testimony of Jesus Christ” (1:9); “slain for the word of God, and for the testimony which they held” (6:9); “the commandments of God, and… the testimony of Jesus Christ” (12:17); “beheaded for the witness of Jesus, and for the word of God” (20:4). The Word God spoke through Moses and the prophets, and the testimony of Jesus: one Word of God, which testifies of Christ from beginning to end. That is the Word the two witnesses bring.</w:t>
       </w:r>
     </w:p>
     <w:p>
@@ -4232,7 +4232,7 @@
           <w:sz w:val="23"/>
           <w:szCs w:val="23"/>
         </w:rPr>
-        <w:t xml:space="preserve"> The evidence points to Scripture itself: God’s Word in its two testimonies, the Old and New Testaments, standing side by side and agreeing, lit by the Holy Spirit and carried to the world by His people. This agrees with the Story of the End paper: the olive trees supply the Spirit, the lampstands hold up the Word, and God’s people carry both. In Zechariah’s own day, the “two sons of oil” were first two anointed leaders, Joshua the high priest and Zerubbabel the governor (Zechariah 3–4); Revelation carries the same picture forward to the end, the near-and-far pattern of prophecy again. </w:t>
+        <w:t xml:space="preserve"> The evidence points to two divine witnesses: the Holy Spirit, the oil of the olive trees, and the Word of God, the light the lampstands hold up. Scripture pairs them again and again: “My spirit that is upon thee, and my words which I have put in thy mouth, shall not depart out of thy mouth” (Isaiah 59:21); “the sword of the Spirit, which is the word of God” (Ephesians 6:17); “the Spirit of truth, which proceedeth from the Father, he shall testify of me: And ye also shall bear witness” (John 15:26-27). The Spirit seals God’s servants so that “in their mouth was found no guile” (Revelation 14:5), and He speaks through them: “it is not ye that speak, but the Spirit of your Father which speaketh in you” (Matthew 10:20). The Word they preach cannot be defeated: “the word of God is not bound” (2 Timothy 2:9). This agrees with the Story of the End paper: the Spirit and the Word work together through God’s sealed servants. In Zechariah’s own day, the “two sons of oil” were first two anointed leaders, Joshua the high priest and Zerubbabel the governor (Zechariah 3–4); Revelation carries the same picture forward to the end, the near-and-far pattern of prophecy again. </w:t>
       </w:r>
       <w:r>
         <w:rPr>
@@ -4338,7 +4338,7 @@
           <w:sz w:val="23"/>
           <w:szCs w:val="23"/>
         </w:rPr>
-        <w:t xml:space="preserve"> They “follow the Lamb whithersoever he goeth,” and “in their mouth was found no guile” (14:4-5). They carry the two testimonies to the whole world, which is why the two witnesses’ work and theirs are the same 1,260 days.</w:t>
+        <w:t xml:space="preserve"> They “follow the Lamb whithersoever he goeth,” and “in their mouth was found no guile” (14:4-5). The Spirit and the Word work through them to the whole world, which is why the two witnesses’ work and theirs are the same 1,260 days.</w:t>
       </w:r>
     </w:p>
     <w:p>
@@ -4386,7 +4386,7 @@
           <w:sz w:val="23"/>
           <w:szCs w:val="23"/>
         </w:rPr>
-        <w:t xml:space="preserve"> At the fifth seal, which opens with the sixth trumpet, John sees “under the altar the souls of them that were slain for the word of God, and for the testimony which they held” (6:9): the very two testimonies the witnesses carried. They cry, “How long, O Lord, holy and true, dost thou not judge and avenge our blood on them that dwell on the earth?” (6:10). “And white robes were given unto every one of them; and it was said unto them, that they should rest yet for a little season, until their fellowservants also and their brethren, that should be killed as they were, should be fulfilled” (6:11). Their number is being completed, as the sealed were counted: “I heard the number of them which were sealed” (7:4).</w:t>
+        <w:t xml:space="preserve"> At the fifth seal, which opens with the sixth trumpet, John sees “under the altar the souls of them that were slain for the word of God, and for the testimony which they held” (6:9): the very message the witnesses gave through them. They cry, “How long, O Lord, holy and true, dost thou not judge and avenge our blood on them that dwell on the earth?” (6:10). “And white robes were given unto every one of them; and it was said unto them, that they should rest yet for a little season, until their fellowservants also and their brethren, that should be killed as they were, should be fulfilled” (6:11). Their number is being completed, as the sealed were counted: “I heard the number of them which were sealed” (7:4).</w:t>
       </w:r>
     </w:p>
     <w:p>
@@ -4410,7 +4410,7 @@
           <w:sz w:val="23"/>
           <w:szCs w:val="23"/>
         </w:rPr>
-        <w:t xml:space="preserve"> Right after the three messages, Revelation adds: “Blessed are the dead which die in the Lord from henceforth: Yea, saith the Spirit, that they may rest from their labours; and their works do follow them” (14:13), the same rest the souls under the altar were given. Their waiting ends at the gathering, when “the dead in Christ shall rise first” (1 Thessalonians 4:16), and John sees them named by the same two testimonies: “the souls of them that were beheaded for the witness of Jesus, and for the word of God… and they lived and reigned with Christ a thousand years” (Revelation 20:4). “These were redeemed from among men, being the firstfruits unto God and to the Lamb” (14:4).</w:t>
+        <w:t xml:space="preserve"> Right after the three messages, Revelation adds: “Blessed are the dead which die in the Lord from henceforth: Yea, saith the Spirit, that they may rest from their labours; and their works do follow them” (14:13), the same rest the souls under the altar were given. Their waiting ends at the gathering, when “the dead in Christ shall rise first” (1 Thessalonians 4:16), and John sees them named by the same message: “the souls of them that were beheaded for the witness of Jesus, and for the word of God… and they lived and reigned with Christ a thousand years” (Revelation 20:4). “These were redeemed from among men, being the firstfruits unto God and to the Lamb” (14:4).</w:t>
       </w:r>
     </w:p>
     <w:p>
@@ -4534,7 +4534,7 @@
           <w:sz w:val="23"/>
           <w:szCs w:val="23"/>
         </w:rPr>
-        <w:t xml:space="preserve"> Under God’s law, no one could be condemned on the word of a single witness: “At the mouth of two witnesses, or three witnesses, shall he that is worthy of death be put to death; but at the mouth of one witness he shall not be put to death” (Deuteronomy 17:6). God holds His own final judgment to the same standard. The two witnesses are the two testimonies by which every person is measured: God’s Word, which comes to a person from outside, and God’s Spirit, who speaks to a person from within.</w:t>
+        <w:t xml:space="preserve"> Under God’s law, no one could be condemned on the word of a single witness: “At the mouth of two witnesses, or three witnesses, shall he that is worthy of death be put to death; but at the mouth of one witness he shall not be put to death” (Deuteronomy 17:6). God holds His own final judgment to the same standard. The two witnesses are the two by which every person is measured: God’s Word, which comes to a person from outside, and God’s Spirit, who speaks to a person from within.</w:t>
       </w:r>
     </w:p>
     <w:p>
@@ -8168,7 +8168,7 @@
           <w:sz w:val="23"/>
           <w:szCs w:val="23"/>
         </w:rPr>
-        <w:t xml:space="preserve"> the identification of the two witnesses as God’s Word in its two testimonies, lit by the Spirit and carried by His people; the identification of the 144,000 as God’s sealed servants from every people, most of whom are martyred and wait under the altar; the day numbers of the close of mercy (about 1,260 to 1,264) and the lining up of the witnesses’ 1,260 days with the 1,335-day count; the placement of the kings’ “one hour” within the final days; and that the gathering takes Christ’s people to be with Him for the thousand years. These are offered as my best understanding, held to Rule 1.</w:t>
+        <w:t xml:space="preserve"> the identification of the two witnesses as the Holy Spirit and the Word of God, acting through His sealed servants; the identification of the 144,000 as God’s sealed servants from every people, most of whom are martyred and wait under the altar; the day numbers of the close of mercy (about 1,260 to 1,264) and the lining up of the witnesses’ 1,260 days with the 1,335-day count; the placement of the kings’ “one hour” within the final days; and that the gathering takes Christ’s people to be with Him for the thousand years. These are offered as my best understanding, held to Rule 1.</w:t>
       </w:r>
     </w:p>
     <w:p>

--- a/protected-assets/TheShepherdsGathering.docx
+++ b/protected-assets/TheShepherdsGathering.docx
@@ -2924,7 +2924,7 @@
           <w:sz w:val="23"/>
           <w:szCs w:val="23"/>
         </w:rPr>
-        <w:t xml:space="preserve"> Revelation’s two witnesses are not two old prophets returning from heaven. They are the Holy Spirit and the Word of God, working together through God’s sealed servants, the 144,000, who carry them to the whole world. Most of those servants give their lives for that message. They are the martyrs John sees waiting under the altar, and they are the first to rise when the last trumpet sounds. The rest of this section shows, step by step, where each part of that picture comes from in Scripture.</w:t>
+        <w:t xml:space="preserve"> Revelation’s two witnesses are not two old prophets returning from heaven. They are the Holy Spirit and the Word of God, working together through God’s sealed servants, the 144,000, who carry them to the whole world. When their testimony is finished, those servants are killed for that message, and after three days and a half they are raised and taken up, presented to God as firstfruits before the harvest. The martyrs John sees waiting under the altar, the faithful slain in every age, wait for them and for all of God’s people still on earth, and they rise first when the last trumpet sounds. The rest of this section shows, step by step, where each part of that picture comes from in Scripture.</w:t>
       </w:r>
     </w:p>
     <w:tbl>
@@ -3315,7 +3315,7 @@
                 <w:sz w:val="18"/>
                 <w:szCs w:val="18"/>
               </w:rPr>
-              <w:t xml:space="preserve">Most are slain for “the word of God, and for the testimony”; they wait under the altar in white robes, and they rise first (Revelation 6:9-11; 11:7; 20:4)</w:t>
+              <w:t>They are slain when their testimony is finished, raised after three days and a half, and taken up as firstfruits before the harvest (Revelation 11:7-12; 14:4; Leviticus 23:10-11)</w:t>
             </w:r>
           </w:p>
         </w:tc>
@@ -4266,7 +4266,7 @@
           <w:sz w:val="23"/>
           <w:szCs w:val="23"/>
         </w:rPr>
-        <w:t xml:space="preserve"> “When they shall have finished their testimony,” the beast makes war against them and kills them (11:7), and the world celebrates: “they that dwell upon the earth shall rejoice over them, and make merry, and shall send gifts one to another; because these two prophets tormented them that dwelt on the earth” (11:10). The Word torments only a conscience that has refused it. Then “after three days and an half the Spirit of life from God entered into them, and they stood upon their feet,” and they heard, “Come up hither. And they ascended up to heaven in a cloud” (11:11-12). The messengers who carry that testimony are raised as a public sign, as Lazarus was raised before the resurrection (John 11:43–44; 12:9–11), not yet in the incorruptible body of the last trump (1 Corinthians 15:42–44, 52), and “the remnant were affrighted, and gave glory to the God of heaven” (11:13). The word for heaven, ouranos (G3772), is also Scripture’s word for the sky (Matthew 16:2–3). Scripture does not describe what follows their ascent; the best understanding is that, like all who “sleep in Jesus,” they rest until they rise first at the last trump (1 Thessalonians 4:14–16). And the Word they carried still stands: however completely the world silences it, “the word of our God shall stand for ever” (Isaiah 40:8).</w:t>
+        <w:t xml:space="preserve"> “When they shall have finished their testimony,” the beast makes war against them and kills them (11:7), and the world celebrates: “they that dwell upon the earth shall rejoice over them, and make merry, and shall send gifts one to another; because these two prophets tormented them that dwelt on the earth” (11:10). The Word torments only a conscience that has refused it. Then “after three days and an half the Spirit of life from God entered into them, and they stood upon their feet,” and they heard, “Come up hither. And they ascended up to heaven in a cloud” (11:11-12). The slain sealed messengers who carry that testimony are raised as a public sign, as Lazarus was raised before the resurrection (John 11:43–44; 12:9–11), and “the remnant were affrighted, and gave glory to the God of heaven” (11:13). Their going up follows the firstfruits offering. In the temple pattern the first sheaf was presented to God before the harvest: “ye shall bring a sheaf of the firstfruits of your harvest unto the priest: And he shall wave the sheaf before the LORD” (Leviticus 23:10–11), and no one ate of the harvest “until the selfsame day that ye have brought an offering unto your God” (23:14). Christ fulfilled the wave sheaf, “the firstfruits of them that slept” (1 Corinthians 15:20), and saints were raised with Him and “went into the holy city” (Matthew 27:52–53). The 144,000 are “the firstfruits unto God and to the Lamb” (Revelation 14:4), presented before the harvest of 14:14–16. Scripture does not say whether they receive the incorruptible body then or with all the saints “at the last trump” (1 Corinthians 15:52); the firstfruits pattern allows that they receive it just before the rest. And the Word they carried still stands: however completely the world silences it, “the word of our God shall stand for ever” (Isaiah 40:8).</w:t>
       </w:r>
     </w:p>
     <w:p>
@@ -4378,15 +4378,15 @@
           <w:sz w:val="23"/>
           <w:szCs w:val="23"/>
         </w:rPr>
-        <w:t xml:space="preserve">They are the souls under the altar.</w:t>
-      </w:r>
-      <w:r>
-        <w:rPr>
-          <w:rFonts w:ascii="Garamond" w:cs="Garamond" w:eastAsia="Garamond" w:hAnsi="Garamond"/>
-          <w:sz w:val="23"/>
-          <w:szCs w:val="23"/>
-        </w:rPr>
-        <w:t xml:space="preserve"> At the fifth seal, which opens with the sixth trumpet, John sees “under the altar the souls of them that were slain for the word of God, and for the testimony which they held” (6:9): the very message the witnesses gave through them. They cry, “How long, O Lord, holy and true, dost thou not judge and avenge our blood on them that dwell on the earth?” (6:10). “And white robes were given unto every one of them; and it was said unto them, that they should rest yet for a little season, until their fellowservants also and their brethren, that should be killed as they were, should be fulfilled” (6:11). Their number is being completed, as the sealed were counted: “I heard the number of them which were sealed” (7:4).</w:t>
+        <w:t>The souls under the altar wait for them. At the fifth seal, which opens with the sixth trumpet, John sees “under the altar the souls of them that were slain for the word of God, and for the testimony which they held” (6:9): the faithful martyrs of every age, “from the blood of righteous Abel” (Matthew 23:35), who held the same message the witnesses give.</w:t>
+      </w:r>
+      <w:r>
+        <w:rPr>
+          <w:rFonts w:ascii="Garamond" w:cs="Garamond" w:eastAsia="Garamond" w:hAnsi="Garamond"/>
+          <w:sz w:val="23"/>
+          <w:szCs w:val="23"/>
+        </w:rPr>
+        <w:t xml:space="preserve"> They cry, “How long, O Lord, holy and true, dost thou not judge and avenge our blood on them that dwell on the earth?” (6:10). “And white robes were given unto every one of them; and it was said unto them, that they should rest yet for a little season, until their fellowservants also and their brethren, that should be killed as they were, should be fulfilled” (6:11). The last of those fellowservants are the sealed messengers slain at 11:7, and the martyrs also wait for the rest of God’s people, the saints still alive who refuse the beast and keep the faith; the dead and the living are made perfect together at the gathering (Hebrews 11:40; 1 Thessalonians 4:15–17). Paul spoke of his own coming death in the same altar words: “I am now ready to be offered... I have fought a good fight, I have finished my course, I have kept the faith” (2 Timothy 4:6-7), and his crown waits for “that day,” with “all them also that love his appearing” (4:8). Their number is being completed, as the sealed were counted: “I heard the number of them which were sealed” (7:4).</w:t>
       </w:r>
     </w:p>
     <w:p>
@@ -4410,7 +4410,7 @@
           <w:sz w:val="23"/>
           <w:szCs w:val="23"/>
         </w:rPr>
-        <w:t xml:space="preserve"> Right after the three messages, Revelation adds: “Blessed are the dead which die in the Lord from henceforth: Yea, saith the Spirit, that they may rest from their labours; and their works do follow them” (14:13), the same rest the souls under the altar were given. Their waiting ends at the gathering, when “the dead in Christ shall rise first” (1 Thessalonians 4:16), and John sees them named by the same message: “the souls of them that were beheaded for the witness of Jesus, and for the word of God… and they lived and reigned with Christ a thousand years” (Revelation 20:4). “These were redeemed from among men, being the firstfruits unto God and to the Lamb” (14:4).</w:t>
+        <w:t xml:space="preserve"> Right after the three messages, Revelation adds: “Blessed are the dead which die in the Lord from henceforth: Yea, saith the Spirit, that they may rest from their labours; and their works do follow them” (14:13), the same rest the souls under the altar were given. Their waiting ends at the gathering, when “the dead in Christ shall rise first” (1 Thessalonians 4:16), and John sees them named by the same message: “the souls of them that were beheaded for the witness of Jesus, and for the word of God… and they lived and reigned with Christ a thousand years” (Revelation 20:4). The 144,000, taken up before them, are the firstfruits: “These were redeemed from among men, being the firstfruits unto God and to the Lamb” (14:4).</w:t>
       </w:r>
     </w:p>
     <w:p>
@@ -5879,7 +5879,7 @@
           <w:sz w:val="23"/>
           <w:szCs w:val="23"/>
         </w:rPr>
-        <w:t xml:space="preserve"> Ancient historians record that Cyrus took Babylon by diverting the Euphrates, and it fell in a single night: “In that night was Belshazzar the king of the Chaldeans slain” (Daniel 5:30). The sixth bowl dries up the same river, “that the way of the kings of the east might be prepared” (Revelation 16:12), and the kings are gathered “to the battle of that great day of God Almighty” (16:14). At the seventh bowl, “great Babylon came in remembrance before God” (16:19). The second exodus, the fall of Babylon, is replayed at the end.</w:t>
+        <w:t xml:space="preserve"> Ancient historians record that Cyrus took Babylon by diverting the Euphrates, and it fell in a single night: “In that night was Belshazzar the king of the Chaldeans slain” (Daniel 5:30). The sixth bowl dries up the same river, “that the way of the kings of the east might be prepared” (Revelation 16:12), the way for Christ and the armies of heaven, for His coming is “as the lightning cometh out of the east” (Matthew 24:27); and the kings of the earth are gathered “to the battle of that great day of God Almighty” (16:14). At the seventh bowl, “great Babylon came in remembrance before God” (16:19). The second exodus, the fall of Babylon, is replayed at the end.</w:t>
       </w:r>
     </w:p>
     <w:p>
@@ -8168,7 +8168,7 @@
           <w:sz w:val="23"/>
           <w:szCs w:val="23"/>
         </w:rPr>
-        <w:t xml:space="preserve"> the identification of the two witnesses as the Holy Spirit and the Word of God, acting through His sealed servants; the identification of the 144,000 as God’s sealed servants from every people, most of whom are martyred and wait under the altar; the day numbers of the close of mercy (about 1,260 to 1,264) and the lining up of the witnesses’ 1,260 days with the 1,335-day count; the placement of the kings’ “one hour” within the final days; and that the gathering takes Christ’s people to be with Him for the thousand years. These are offered as my best understanding, held to Rule 1.</w:t>
+        <w:t xml:space="preserve"> the identification of the two witnesses as the Holy Spirit and the Word of God, acting through His sealed servants; the identification of the 144,000 as God’s sealed servants from every people, killed when their testimony is finished and taken up as firstfruits before the harvest; the souls under the altar as the faithful martyrs of every age; the day numbers of the close of mercy (about 1,260 to 1,264) and the lining up of the witnesses’ 1,260 days with the 1,335-day count; the placement of the kings’ “one hour” within the final days; and that the gathering takes Christ’s people to be with Him for the thousand years. These are offered as my best understanding, held to Rule 1.</w:t>
       </w:r>
     </w:p>
     <w:p>

--- a/protected-assets/TheShepherdsGathering.docx
+++ b/protected-assets/TheShepherdsGathering.docx
@@ -5832,6 +5832,30 @@
           <w:szCs w:val="23"/>
         </w:rPr>
         <w:t xml:space="preserve"> In Revelation 17, John saw “a woman sit upon a scarlet coloured beast” (17:3), named “MYSTERY, BABYLON THE GREAT” (17:5). As in the Story of the End paper, Babylon is read as a one-world church-state, the union of religious and political power that rides the beast until the kings turn on her.</w:t>
+      </w:r>
+    </w:p>
+    <w:p>
+      <w:pPr>
+        <w:spacing w:after="200" w:line="300"/>
+        <w:jc w:val="left"/>
+      </w:pPr>
+      <w:r>
+        <w:rPr>
+          <w:rFonts w:ascii="Garamond" w:cs="Garamond" w:eastAsia="Garamond" w:hAnsi="Garamond"/>
+          <w:b/>
+          <w:bCs/>
+          <w:sz w:val="23"/>
+          <w:szCs w:val="23"/>
+        </w:rPr>
+        <w:t xml:space="preserve">Why she sits on mountains.</w:t>
+      </w:r>
+      <w:r>
+        <w:rPr>
+          <w:rFonts w:ascii="Garamond" w:cs="Garamond" w:eastAsia="Garamond" w:hAnsi="Garamond"/>
+          <w:sz w:val="23"/>
+          <w:szCs w:val="23"/>
+        </w:rPr>
+        <w:t xml:space="preserve"> The angel explains, “The seven heads are seven mountains, on which the woman sitteth” (Revelation 17:9). In Scripture a mountain is a seat of worship: “Our fathers worshipped in this mountain” (John 4:20). Scripture also makes a mountain stand for a whole covenant and calls it a mother: “these are the two covenants; the one from the mount Sinai, which gendereth to bondage, which is Agar… But Jerusalem which is above is free, which is the mother of us all” (Galatians 4:24, 26). The prophets pictured false worship as a harlot on the mountains: “she is gone up upon every high mountain and under every green tree, and there hath played the harlot” (Jeremiah 3:6); “Upon a lofty and high mountain hast thou set thy bed: even thither wentest thou up to offer sacrifice” (Isaiah 57:7). So the woman named “THE MOTHER OF HARLOTS AND ABOMINATIONS OF THE EARTH” (17:5) is false religion enthroned on false systems of worship. She sits on the peoples, “many waters” (17:1, 15), on the kings’ government, the scarlet beast (17:3, 12), and on the religions of the world, the seven mountains (17:9). That is why the Shepherd’s call to His flock is the same call God gave His people in the first Babylon: “Come out of her, my people, that ye be not partakers of her sins, and that ye receive not of her plagues” (Revelation 18:4; Jeremiah 51:45).</w:t>
       </w:r>
     </w:p>
     <w:p>

--- a/protected-assets/TheShepherdsGathering.docx
+++ b/protected-assets/TheShepherdsGathering.docx
@@ -7911,6 +7911,276 @@
           <w:szCs w:val="23"/>
         </w:rPr>
         <w:t xml:space="preserve"> Many scholars read Daniel 11:21-31 as Antiochus IV, who defiled the Temple in 167 BC, because several details of his campaigns resemble the text. But Scripture holds its own prophecies to a strict rule: a prophecy is fulfilled only when every part of it is fulfilled. “One jot or one tittle shall in no wise pass from the law, till all be fulfilled” (Matthew 5:18); “all things must be fulfilled, which were written” (Luke 24:44); “There failed not ought of any good thing which the LORD had spoken unto the house of Israel; all came to pass” (Joshua 21:45). Measured by that rule, Antiochus fails. Jesus spoke of Daniel’s abomination as still future around AD 30 (Matthew 24:15); Luke ties it to armies surrounding Jerusalem (Luke 21:20); and Daniel says the city and the sanctuary would be destroyed (Daniel 9:26). Antiochus lived two centuries before Jesus, and his defilement lasted about three years before the Temple was cleansed and rededicated; he destroyed neither the city nor the sanctuary. Nor was he the only one to defile it. Long before him, King Manasseh “built altars in the house of the LORD” (2 Kings 21:4), and Jeremiah said, “they have set their abominations in the house which is called by my name, to pollute it” (Jeremiah 7:30). After him, the Roman general Pompey entered the Holy of Holies in 63 BC. A defilement alone does not fulfill Daniel’s prophecy. Only Rome in AD 70 fulfilled every part of it, and Scripture’s requirements decide.</w:t>
+      </w:r>
+    </w:p>
+    <w:p>
+      <w:pPr>
+        <w:spacing w:after="200" w:line="300"/>
+        <w:jc w:val="left"/>
+      </w:pPr>
+      <w:r>
+        <w:rPr>
+          <w:rFonts w:ascii="Garamond" w:cs="Garamond" w:eastAsia="Garamond" w:hAnsi="Garamond"/>
+          <w:b/>
+          <w:sz w:val="23"/>
+          <w:szCs w:val="23"/>
+        </w:rPr>
+        <w:t>“It was all fulfilled in AD 70.”</w:t>
+      </w:r>
+      <w:r>
+        <w:rPr>
+          <w:rFonts w:ascii="Garamond" w:cs="Garamond" w:eastAsia="Garamond" w:hAnsi="Garamond"/>
+          <w:sz w:val="23"/>
+          <w:szCs w:val="23"/>
+        </w:rPr>
+        <w:t xml:space="preserve"> Some teach that Jesus’ coming, the resurrection and the judgment all took place when Rome destroyed Jerusalem. AD 70 was a real judgment, and Jesus foretold it. But Scripture’s own test, that a prophecy is fulfilled only when every part of it is fulfilled, shows it was not the end.</w:t>
+      </w:r>
+    </w:p>
+    <w:p>
+      <w:pPr>
+        <w:spacing w:after="200" w:line="300"/>
+        <w:jc w:val="left"/>
+      </w:pPr>
+      <w:r>
+        <w:rPr>
+          <w:rFonts w:ascii="Garamond" w:cs="Garamond" w:eastAsia="Garamond" w:hAnsi="Garamond"/>
+          <w:b/>
+          <w:sz w:val="23"/>
+          <w:szCs w:val="23"/>
+        </w:rPr>
+        <w:t>“Some standing here.”</w:t>
+      </w:r>
+      <w:r>
+        <w:rPr>
+          <w:rFonts w:ascii="Garamond" w:cs="Garamond" w:eastAsia="Garamond" w:hAnsi="Garamond"/>
+          <w:sz w:val="23"/>
+          <w:szCs w:val="23"/>
+        </w:rPr>
+        <w:t xml:space="preserve"> The verse most often used is “Verily I say unto you, There be some standing here, which shall not taste of death, till they see the Son of man coming in his kingdom” (Matthew 16:28). Matthew, Mark and Luke all place that promise right before the same event: “And after six days Jesus taketh with him Peter, and James, and John, and leadeth them up into an high mountain apart by themselves: and he was transfigured before them” (Mark 9:2; Matthew 17:1-2; Luke 9:27-28).</w:t>
+      </w:r>
+    </w:p>
+    <w:p>
+      <w:pPr>
+        <w:spacing w:after="200" w:line="300"/>
+        <w:jc w:val="left"/>
+      </w:pPr>
+      <w:r>
+        <w:rPr>
+          <w:rFonts w:ascii="Garamond" w:cs="Garamond" w:eastAsia="Garamond" w:hAnsi="Garamond"/>
+          <w:sz w:val="23"/>
+          <w:szCs w:val="23"/>
+        </w:rPr>
+        <w:t>Jesus was not speaking only to the twelve: “And when he had called the people unto him with his disciples also, he said unto them, Whosoever will come after me, let him deny himself, and take up his cross, and follow me” (Mark 8:34). Out of that whole crowd, “some” would see it, and three went up the mountain.</w:t>
+      </w:r>
+    </w:p>
+    <w:p>
+      <w:pPr>
+        <w:spacing w:after="200" w:line="300"/>
+        <w:jc w:val="left"/>
+      </w:pPr>
+      <w:r>
+        <w:rPr>
+          <w:rFonts w:ascii="Garamond" w:cs="Garamond" w:eastAsia="Garamond" w:hAnsi="Garamond"/>
+          <w:sz w:val="23"/>
+          <w:szCs w:val="23"/>
+        </w:rPr>
+        <w:t>Some object that no one died in those six days, so the promise would mean little. But Jesus did not say others would die first. He promised that some would see something before they died. Scripture gives the same kind of promise to Simeon: “And it was revealed unto him by the Holy Ghost, that he should not see death, before he had seen the Lord’s Christ” (Luke 2:26). The promise was about what Simeon would see, not about anyone else dying.</w:t>
+      </w:r>
+    </w:p>
+    <w:p>
+      <w:pPr>
+        <w:spacing w:after="200" w:line="300"/>
+        <w:jc w:val="left"/>
+      </w:pPr>
+      <w:r>
+        <w:rPr>
+          <w:rFonts w:ascii="Garamond" w:cs="Garamond" w:eastAsia="Garamond" w:hAnsi="Garamond"/>
+          <w:sz w:val="23"/>
+          <w:szCs w:val="23"/>
+        </w:rPr>
+        <w:t>Jesus called what they saw “the vision” (Matthew 17:9). Peter, who was there, said they saw “the power and coming of our Lord Jesus Christ... when we were with him in the holy mount” (2 Peter 1:16, 18). Some of them saw a preview before they died, just as He promised.</w:t>
+      </w:r>
+    </w:p>
+    <w:p>
+      <w:pPr>
+        <w:spacing w:after="200" w:line="300"/>
+        <w:jc w:val="left"/>
+      </w:pPr>
+      <w:r>
+        <w:rPr>
+          <w:rFonts w:ascii="Garamond" w:cs="Garamond" w:eastAsia="Garamond" w:hAnsi="Garamond"/>
+          <w:sz w:val="23"/>
+          <w:szCs w:val="23"/>
+        </w:rPr>
+        <w:t>The verse right before it is the coming itself: “For the Son of man shall come in the glory of his Father with his angels; and then he shall reward every man according to his works” (Matthew 16:27). That did not happen on the mountain, and it did not happen in AD 70 either. No one saw Him come with His angels, and no one was rewarded according to his works. Peter, after seeing the preview, was still waiting: “Nevertheless we, according to his promise, look for new heavens and a new earth, wherein dwelleth righteousness” (2 Peter 3:13).</w:t>
+      </w:r>
+    </w:p>
+    <w:p>
+      <w:pPr>
+        <w:spacing w:after="200" w:line="300"/>
+        <w:jc w:val="left"/>
+      </w:pPr>
+      <w:r>
+        <w:rPr>
+          <w:rFonts w:ascii="Garamond" w:cs="Garamond" w:eastAsia="Garamond" w:hAnsi="Garamond"/>
+          <w:b/>
+          <w:sz w:val="23"/>
+          <w:szCs w:val="23"/>
+        </w:rPr>
+        <w:t>“If I will that he tarry.”</w:t>
+      </w:r>
+      <w:r>
+        <w:rPr>
+          <w:rFonts w:ascii="Garamond" w:cs="Garamond" w:eastAsia="Garamond" w:hAnsi="Garamond"/>
+          <w:sz w:val="23"/>
+          <w:szCs w:val="23"/>
+        </w:rPr>
+        <w:t xml:space="preserve"> Others point to what Jesus said about John. After the resurrection, Peter saw John following them and asked, “Lord, and what shall this man do?” (John 21:21). Jesus answered, “If I will that he tarry till I come, what is that to thee? follow thou me” (John 21:22).</w:t>
+      </w:r>
+    </w:p>
+    <w:p>
+      <w:pPr>
+        <w:spacing w:after="200" w:line="300"/>
+        <w:jc w:val="left"/>
+      </w:pPr>
+      <w:r>
+        <w:rPr>
+          <w:rFonts w:ascii="Garamond" w:cs="Garamond" w:eastAsia="Garamond" w:hAnsi="Garamond"/>
+          <w:sz w:val="23"/>
+          <w:szCs w:val="23"/>
+        </w:rPr>
+        <w:t>Notice the first word: “if.” Jesus did not promise that John would live until His coming. He told Peter that even if He chose to let John stay, that was not Peter’s concern. Peter’s part was to follow.</w:t>
+      </w:r>
+    </w:p>
+    <w:p>
+      <w:pPr>
+        <w:spacing w:after="200" w:line="300"/>
+        <w:jc w:val="left"/>
+      </w:pPr>
+      <w:r>
+        <w:rPr>
+          <w:rFonts w:ascii="Garamond" w:cs="Garamond" w:eastAsia="Garamond" w:hAnsi="Garamond"/>
+          <w:sz w:val="23"/>
+          <w:szCs w:val="23"/>
+        </w:rPr>
+        <w:t>John saw that some had already misread those words, so he corrected them in the very next verse: “Then went this saying abroad among the brethren, that that disciple should not die: yet Jesus said not unto him, He shall not die; but, If I will that he tarry till I come, what is that to thee?” (John 21:23). John repeated the “if” word for word so no one would build a teaching on it.</w:t>
+      </w:r>
+    </w:p>
+    <w:p>
+      <w:pPr>
+        <w:spacing w:after="200" w:line="300"/>
+        <w:jc w:val="left"/>
+      </w:pPr>
+      <w:r>
+        <w:rPr>
+          <w:rFonts w:ascii="Garamond" w:cs="Garamond" w:eastAsia="Garamond" w:hAnsi="Garamond"/>
+          <w:b/>
+          <w:sz w:val="23"/>
+          <w:szCs w:val="23"/>
+        </w:rPr>
+        <w:t>The date of Revelation.</w:t>
+      </w:r>
+      <w:r>
+        <w:rPr>
+          <w:rFonts w:ascii="Garamond" w:cs="Garamond" w:eastAsia="Garamond" w:hAnsi="Garamond"/>
+          <w:sz w:val="23"/>
+          <w:szCs w:val="23"/>
+        </w:rPr>
+        <w:t xml:space="preserve"> Some argue that the date Revelation was written settles the question. It doesn’t. A prophecy can be given long before it comes true. Isaiah named Cyrus as the one who would say to Jerusalem, “Thou shalt be built” (Isaiah 44:28), long before Cyrus was born. Daniel was told to “seal the book, even to the time of the end” (Daniel 12:4). The date a prophecy was written tells us when it was given, not when it comes true.</w:t>
+      </w:r>
+    </w:p>
+    <w:p>
+      <w:pPr>
+        <w:spacing w:after="200" w:line="300"/>
+        <w:jc w:val="left"/>
+      </w:pPr>
+      <w:r>
+        <w:rPr>
+          <w:rFonts w:ascii="Garamond" w:cs="Garamond" w:eastAsia="Garamond" w:hAnsi="Garamond"/>
+          <w:b/>
+          <w:sz w:val="23"/>
+          <w:szCs w:val="23"/>
+        </w:rPr>
+        <w:t>What has not happened yet.</w:t>
+      </w:r>
+      <w:r>
+        <w:rPr>
+          <w:rFonts w:ascii="Garamond" w:cs="Garamond" w:eastAsia="Garamond" w:hAnsi="Garamond"/>
+          <w:sz w:val="23"/>
+          <w:szCs w:val="23"/>
+        </w:rPr>
+        <w:t xml:space="preserve"> The real question is whether the events Revelation describes have happened, and they have not:</w:t>
+      </w:r>
+    </w:p>
+    <w:p>
+      <w:pPr>
+        <w:pStyle w:val="ListParagraph"/>
+        <w:numPr>
+          <w:ilvl w:val="0"/>
+          <w:numId w:val="2"/>
+        </w:numPr>
+        <w:spacing w:after="120" w:line="300"/>
+        <w:jc w:val="both"/>
+      </w:pPr>
+      <w:r>
+        <w:rPr>
+          <w:rFonts w:ascii="Garamond" w:cs="Garamond" w:eastAsia="Garamond" w:hAnsi="Garamond"/>
+          <w:sz w:val="23"/>
+          <w:szCs w:val="23"/>
+        </w:rPr>
+        <w:t>“The kingdoms of this world are become the kingdoms of our Lord, and of his Christ; and he shall reign for ever and ever” (Revelation 11:15).</w:t>
+      </w:r>
+    </w:p>
+    <w:p>
+      <w:pPr>
+        <w:pStyle w:val="ListParagraph"/>
+        <w:numPr>
+          <w:ilvl w:val="0"/>
+          <w:numId w:val="2"/>
+        </w:numPr>
+        <w:spacing w:after="120" w:line="300"/>
+        <w:jc w:val="both"/>
+      </w:pPr>
+      <w:r>
+        <w:rPr>
+          <w:rFonts w:ascii="Garamond" w:cs="Garamond" w:eastAsia="Garamond" w:hAnsi="Garamond"/>
+          <w:sz w:val="23"/>
+          <w:szCs w:val="23"/>
+        </w:rPr>
+        <w:t>“And I saw the dead, small and great, stand before God; and the books were opened... and the dead were judged out of those things which were written in the books, according to their works” (20:12).</w:t>
+      </w:r>
+    </w:p>
+    <w:p>
+      <w:pPr>
+        <w:pStyle w:val="ListParagraph"/>
+        <w:numPr>
+          <w:ilvl w:val="0"/>
+          <w:numId w:val="2"/>
+        </w:numPr>
+        <w:spacing w:after="120" w:line="300"/>
+        <w:jc w:val="both"/>
+      </w:pPr>
+      <w:r>
+        <w:rPr>
+          <w:rFonts w:ascii="Garamond" w:cs="Garamond" w:eastAsia="Garamond" w:hAnsi="Garamond"/>
+          <w:sz w:val="23"/>
+          <w:szCs w:val="23"/>
+        </w:rPr>
+        <w:t>“And God shall wipe away all tears from their eyes; and there shall be no more death, neither sorrow, nor crying, neither shall there be any more pain: for the former things are passed away” (21:4).</w:t>
+      </w:r>
+    </w:p>
+    <w:p>
+      <w:pPr>
+        <w:spacing w:after="200" w:line="300"/>
+        <w:jc w:val="left"/>
+      </w:pPr>
+      <w:r>
+        <w:rPr>
+          <w:rFonts w:ascii="Garamond" w:cs="Garamond" w:eastAsia="Garamond" w:hAnsi="Garamond"/>
+          <w:sz w:val="23"/>
+          <w:szCs w:val="23"/>
+        </w:rPr>
+        <w:t>There is still death, and still sorrow. The hope Paul gave the church is still ahead of us.</w:t>
       </w:r>
     </w:p>
     <w:p>

--- a/protected-assets/TheShepherdsGathering.docx
+++ b/protected-assets/TheShepherdsGathering.docx
@@ -4378,7 +4378,7 @@
           <w:sz w:val="23"/>
           <w:szCs w:val="23"/>
         </w:rPr>
-        <w:t>The souls under the altar wait for them. At the fifth seal, which opens with the sixth trumpet, John sees “under the altar the souls of them that were slain for the word of God, and for the testimony which they held” (6:9): the faithful martyrs of every age, “from the blood of righteous Abel” (Matthew 23:35), who held the same message the witnesses give.</w:t>
+        <w:t>The souls under the altar wait for them. At the fifth seal, which opens with the fifth trumpet, John sees “under the altar the souls of them that were slain for the word of God, and for the testimony which they held” (6:9): the faithful martyrs of every age, “from the blood of righteous Abel” (Matthew 23:35), who held the same message the witnesses give.</w:t>
       </w:r>
       <w:r>
         <w:rPr>
@@ -6845,7 +6845,7 @@
                 <w:sz w:val="18"/>
                 <w:szCs w:val="18"/>
               </w:rPr>
-              <w:t xml:space="preserve">The sixth trumpet</w:t>
+              <w:t>The fifth and sixth trumpets</w:t>
             </w:r>
           </w:p>
         </w:tc>
@@ -6891,7 +6891,7 @@
                 <w:sz w:val="18"/>
                 <w:szCs w:val="18"/>
               </w:rPr>
-              <w:t xml:space="preserve">Revelation 6:9-11; 9:13-21</w:t>
+              <w:t>Revelation 6:9-11; 9:1-21</w:t>
             </w:r>
           </w:p>
         </w:tc>
@@ -6942,7 +6942,7 @@
                 <w:sz w:val="18"/>
                 <w:szCs w:val="18"/>
               </w:rPr>
-              <w:t xml:space="preserve">The witnesses’ testimony finished; the seventh angel’s days begin; the mystery of God finished</w:t>
+              <w:t>The witnesses’ testimony finished</w:t>
             </w:r>
           </w:p>
         </w:tc>
@@ -6965,7 +6965,7 @@
                 <w:sz w:val="18"/>
                 <w:szCs w:val="18"/>
               </w:rPr>
-              <w:t xml:space="preserve">Revelation 10:7; 11:7, 14; Daniel 12:7</w:t>
+              <w:t>Revelation 11:3, 7; Daniel 12:7</w:t>
             </w:r>
           </w:p>
         </w:tc>
@@ -7016,7 +7016,7 @@
                 <w:sz w:val="18"/>
                 <w:szCs w:val="18"/>
               </w:rPr>
-              <w:t>The seven last plagues begin, and mercy closes. The Holy Spirit stops holding evil back, as when the ark’s door was shut, and those who refused the truth are given over to their choice. God’s people are protected through the plagues, as in Goshen.</w:t>
+              <w:t>Quickly after the witnesses rise, the seventh angel’s days begin and the mystery of God is finished (Revelation 10:7; 11:14-15). The seven last plagues begin, and mercy closes. The Holy Spirit stops holding evil back, as when the ark’s door was shut, and those who refused the truth are given over to their choice. God’s people are protected through the plagues, as in Goshen.</w:t>
             </w:r>
           </w:p>
         </w:tc>
@@ -7386,7 +7386,7 @@
                 <w:sz w:val="18"/>
                 <w:szCs w:val="18"/>
               </w:rPr>
-              <w:t xml:space="preserve">The seventh trumpet sounds, the last trump; Christ appears; the dead in Christ rise first, the martyrs among them; the living are caught up; the harvest, then the vintage</w:t>
+              <w:t>The last trump sounds, the end of the seventh angel’s days; Christ appears; the dead in Christ rise first, the martyrs among them; the living are caught up; the harvest, then the vintage</w:t>
             </w:r>
           </w:p>
         </w:tc>
